--- a/Numerical_results_report.docx
+++ b/Numerical_results_report.docx
@@ -4,7 +4,7 @@
   <w:body>
     <w:p>
       <w:pPr>
-        <w:pStyle w:val="Title"/>
+        <w:pStyle w:val="Titel"/>
       </w:pPr>
       <w:r>
         <w:t xml:space="preserve">Result reports of</w:t>
@@ -18,10 +18,10 @@
     </w:p>
     <w:p>
       <w:pPr>
-        <w:pStyle w:val="Date"/>
-      </w:pPr>
-      <w:r>
-        <w:t xml:space="preserve">2025-08-19</w:t>
+        <w:pStyle w:val="Datum"/>
+      </w:pPr>
+      <w:r>
+        <w:t xml:space="preserve">2025-11-14</w:t>
       </w:r>
     </w:p>
     <w:p>
@@ -59,22 +59,10 @@
         <w:pStyle w:val="Textkrper"/>
       </w:pPr>
       <w:r>
-        <w:t xml:space="preserve">All linear Mixed Models (LMM) were computed with the</w:t>
-      </w:r>
-      <w:r>
-        <w:t xml:space="preserve"> </w:t>
-      </w:r>
-      <w:r>
-        <w:t xml:space="preserve">“lmerTest”</w:t>
-      </w:r>
-      <w:r>
-        <w:t xml:space="preserve"> </w:t>
-      </w:r>
-      <w:r>
-        <w:t xml:space="preserve">package to obtain p-values via Satterthwaite’s degrees of freedom method (Kuznetsova et al., 2017). For other tests, the R packages used will be specified. For all statistical tests, alpha = 0.05.</w:t>
+        <w:t xml:space="preserve">All linear Mixed Models (LMM) were computed with the “lmerTest” package to obtain p-values via Satterthwaite’s degrees of freedom method (Kuznetsova et al., 2017). For other tests, the R packages used will be specified. For all statistical tests, alpha = 0.05.</w:t>
       </w:r>
     </w:p>
-    <w:bookmarkStart w:id="24" w:name="Xc96c26b8c97e87da5129a7d5d9751c86640b019"/>
+    <w:bookmarkStart w:id="23" w:name="Xc96c26b8c97e87da5129a7d5d9751c86640b019"/>
     <w:p>
       <w:pPr>
         <w:pStyle w:val="berschrift2"/>
@@ -204,18 +192,18 @@
           <wp:inline>
             <wp:extent cx="5969000" cy="3686568"/>
             <wp:effectExtent b="0" l="0" r="0" t="0"/>
-            <wp:docPr descr="Figure 1: A: Perceived Difficulty versus Objective Difficulty. Numbers refer to the question ID (see Materials). The red dashed line represents the optimal estimation. B: Estimated Conditional Probability versus True Conditional Probability. Each data point is a pair of two questions. The red line represents the optimal prediction while the dark line represents the fit of the linear model. C: Conditional robabilities estmiated by the Main Model vs True Conditional Probability. Each data point is a pair of two questions. The red line represents the optimal prediction while the dark line represents the fit of the linear model." title="" id="21" name="Picture"/>
+            <wp:docPr descr="Figure 1: A: Perceived Difficulty versus Objective Difficulty. Numbers refer to the question ID (see Materials). The red dashed line represents the optimal estimation. B: Estimated Conditional Probability versus True Conditional Probability. Each data point is a pair of two questions. The red line represents the optimal prediction while the dark line represents the fit of the linear model. C: Conditional robabilities estmiated by the Main Model vs True Conditional Probability. Each data point is a pair of two questions. The red line represents the optimal prediction while the dark line represents the fit of the linear model." title="" id="20" name="Picture"/>
             <a:graphic>
               <a:graphicData uri="http://schemas.openxmlformats.org/drawingml/2006/picture">
                 <pic:pic>
                   <pic:nvPicPr>
-                    <pic:cNvPr descr="figures/S1-fig-behav-1.png" id="22" name="Picture"/>
+                    <pic:cNvPr descr="figures/S1-fig-behav-1.png" id="21" name="Picture"/>
                     <pic:cNvPicPr>
                       <a:picLocks noChangeArrowheads="1" noChangeAspect="1"/>
                     </pic:cNvPicPr>
                   </pic:nvPicPr>
                   <pic:blipFill>
-                    <a:blip r:embed="rId20"/>
+                    <a:blip r:embed="rId19"/>
                     <a:stretch>
                       <a:fillRect/>
                     </a:stretch>
@@ -246,8 +234,8 @@
       <w:pPr>
         <w:pStyle w:val="ImageCaption"/>
       </w:pPr>
-      <w:bookmarkStart w:id="23" w:name="fig:S1-fig-behav"/>
-      <w:bookmarkEnd w:id="23"/>
+      <w:bookmarkStart w:id="22" w:name="fig:S1-fig-behav"/>
+      <w:bookmarkEnd w:id="22"/>
       <w:r>
         <w:rPr>
           <w:i/>
@@ -443,8 +431,8 @@
         <w:t xml:space="preserve">= 0.36, F(1,390) = 222.34, p &lt; .001). However, the worst performing participants were far less good at making these predictions than the full set of participants, with their judgments explaining only 36% of the variance in true conditional probabilities.</w:t>
       </w:r>
     </w:p>
-    <w:bookmarkEnd w:id="24"/>
-    <w:bookmarkStart w:id="29" w:name="Xa6a89cdd8e6a525baf9b252b970771db62075c2"/>
+    <w:bookmarkEnd w:id="23"/>
+    <w:bookmarkStart w:id="28" w:name="Xa6a89cdd8e6a525baf9b252b970771db62075c2"/>
     <w:p>
       <w:pPr>
         <w:pStyle w:val="berschrift2"/>
@@ -510,46 +498,48 @@
         <m:oMath>
           <m:r>
             <m:rPr>
+              <m:scr m:val="script"/>
               <m:sty m:val="p"/>
-              <m:scr m:val="script"/>
             </m:rPr>
             <m:t>L</m:t>
           </m:r>
-          <m:d>
-            <m:dPr>
-              <m:begChr m:val="("/>
-              <m:endChr m:val=")"/>
-              <m:sepChr m:val=""/>
-              <m:grow/>
-            </m:dPr>
+          <m:r>
+            <m:rPr>
+              <m:sty m:val="p"/>
+            </m:rPr>
+            <m:t>(</m:t>
+          </m:r>
+          <m:sSub>
             <m:e>
-              <m:sSub>
-                <m:e>
-                  <m:r>
-                    <m:rPr>
-                      <m:sty m:val="p"/>
-                      <m:scr m:val="script"/>
-                    </m:rPr>
-                    <m:t>M</m:t>
-                  </m:r>
-                </m:e>
-                <m:sub>
-                  <m:r>
-                    <m:t>1</m:t>
-                  </m:r>
-                </m:sub>
-              </m:sSub>
               <m:r>
                 <m:rPr>
+                  <m:scr m:val="script"/>
                   <m:sty m:val="p"/>
                 </m:rPr>
-                <m:t>∣</m:t>
-              </m:r>
-              <m:r>
-                <m:t>x</m:t>
+                <m:t>M</m:t>
               </m:r>
             </m:e>
-          </m:d>
+            <m:sub>
+              <m:r>
+                <m:t>1</m:t>
+              </m:r>
+            </m:sub>
+          </m:sSub>
+          <m:r>
+            <m:rPr>
+              <m:sty m:val="p"/>
+            </m:rPr>
+            <m:t>∣</m:t>
+          </m:r>
+          <m:r>
+            <m:t>x</m:t>
+          </m:r>
+          <m:r>
+            <m:rPr>
+              <m:sty m:val="p"/>
+            </m:rPr>
+            <m:t>)</m:t>
+          </m:r>
           <m:r>
             <m:rPr>
               <m:sty m:val="p"/>
@@ -606,128 +596,138 @@
           <m:r>
             <m:t>P</m:t>
           </m:r>
-          <m:d>
-            <m:dPr>
-              <m:begChr m:val="("/>
-              <m:endChr m:val=")"/>
-              <m:sepChr m:val=""/>
-              <m:grow/>
-            </m:dPr>
+          <m:r>
+            <m:rPr>
+              <m:sty m:val="p"/>
+            </m:rPr>
+            <m:t>(</m:t>
+          </m:r>
+          <m:r>
+            <m:t>p</m:t>
+          </m:r>
+          <m:r>
+            <m:rPr>
+              <m:sty m:val="p"/>
+            </m:rPr>
+            <m:t>(</m:t>
+          </m:r>
+          <m:sSub>
             <m:e>
               <m:r>
-                <m:t>p</m:t>
+                <m:t>x</m:t>
               </m:r>
-              <m:d>
-                <m:dPr>
-                  <m:begChr m:val="("/>
-                  <m:endChr m:val=")"/>
-                  <m:sepChr m:val=""/>
-                  <m:grow/>
-                </m:dPr>
-                <m:e>
-                  <m:sSub>
-                    <m:e>
-                      <m:r>
-                        <m:t>x</m:t>
-                      </m:r>
-                    </m:e>
-                    <m:sub>
-                      <m:r>
-                        <m:t>i</m:t>
-                      </m:r>
-                    </m:sub>
-                  </m:sSub>
-                </m:e>
-              </m:d>
             </m:e>
-          </m:d>
+            <m:sub>
+              <m:r>
+                <m:t>i</m:t>
+              </m:r>
+            </m:sub>
+          </m:sSub>
+          <m:r>
+            <m:rPr>
+              <m:sty m:val="p"/>
+            </m:rPr>
+            <m:t>)</m:t>
+          </m:r>
+          <m:r>
+            <m:rPr>
+              <m:sty m:val="p"/>
+            </m:rPr>
+            <m:t>)</m:t>
+          </m:r>
           <m:r>
             <m:rPr>
               <m:sty m:val="p"/>
             </m:rPr>
             <m:t>+</m:t>
           </m:r>
-          <m:d>
-            <m:dPr>
-              <m:begChr m:val="("/>
-              <m:endChr m:val=")"/>
-              <m:sepChr m:val=""/>
-              <m:grow/>
-            </m:dPr>
+          <m:r>
+            <m:rPr>
+              <m:sty m:val="p"/>
+            </m:rPr>
+            <m:t>(</m:t>
+          </m:r>
+          <m:r>
+            <m:t>1</m:t>
+          </m:r>
+          <m:r>
+            <m:rPr>
+              <m:sty m:val="p"/>
+            </m:rPr>
+            <m:t>−</m:t>
+          </m:r>
+          <m:sSub>
             <m:e>
               <m:r>
-                <m:t>1</m:t>
+                <m:t>y</m:t>
               </m:r>
+            </m:e>
+            <m:sub>
               <m:r>
-                <m:rPr>
-                  <m:sty m:val="p"/>
-                </m:rPr>
-                <m:t>−</m:t>
+                <m:t>i</m:t>
               </m:r>
-              <m:sSub>
-                <m:e>
-                  <m:r>
-                    <m:t>y</m:t>
-                  </m:r>
-                </m:e>
-                <m:sub>
-                  <m:r>
-                    <m:t>i</m:t>
-                  </m:r>
-                </m:sub>
-              </m:sSub>
-            </m:e>
-          </m:d>
+            </m:sub>
+          </m:sSub>
+          <m:r>
+            <m:rPr>
+              <m:sty m:val="p"/>
+            </m:rPr>
+            <m:t>)</m:t>
+          </m:r>
           <m:r>
             <m:rPr>
               <m:sty m:val="p"/>
             </m:rPr>
             <m:t>log</m:t>
           </m:r>
-          <m:d>
-            <m:dPr>
-              <m:begChr m:val="("/>
-              <m:endChr m:val=")"/>
-              <m:sepChr m:val=""/>
-              <m:grow/>
-            </m:dPr>
+          <m:r>
+            <m:rPr>
+              <m:sty m:val="p"/>
+            </m:rPr>
+            <m:t>(</m:t>
+          </m:r>
+          <m:r>
+            <m:t>1</m:t>
+          </m:r>
+          <m:r>
+            <m:rPr>
+              <m:sty m:val="p"/>
+            </m:rPr>
+            <m:t>−</m:t>
+          </m:r>
+          <m:r>
+            <m:t>p</m:t>
+          </m:r>
+          <m:r>
+            <m:rPr>
+              <m:sty m:val="p"/>
+            </m:rPr>
+            <m:t>(</m:t>
+          </m:r>
+          <m:sSub>
             <m:e>
               <m:r>
-                <m:t>1</m:t>
+                <m:t>x</m:t>
               </m:r>
+            </m:e>
+            <m:sub>
               <m:r>
-                <m:rPr>
-                  <m:sty m:val="p"/>
-                </m:rPr>
-                <m:t>−</m:t>
+                <m:t>i</m:t>
               </m:r>
-              <m:r>
-                <m:t>p</m:t>
-              </m:r>
-              <m:d>
-                <m:dPr>
-                  <m:begChr m:val="("/>
-                  <m:endChr m:val=")"/>
-                  <m:sepChr m:val=""/>
-                  <m:grow/>
-                </m:dPr>
-                <m:e>
-                  <m:sSub>
-                    <m:e>
-                      <m:r>
-                        <m:t>x</m:t>
-                      </m:r>
-                    </m:e>
-                    <m:sub>
-                      <m:r>
-                        <m:t>i</m:t>
-                      </m:r>
-                    </m:sub>
-                  </m:sSub>
-                </m:e>
-              </m:d>
-            </m:e>
-          </m:d>
+            </m:sub>
+          </m:sSub>
+          <m:r>
+            <m:rPr>
+              <m:sty m:val="p"/>
+            </m:rPr>
+            <m:t>)</m:t>
+          </m:r>
+          <m:r>
+            <m:rPr>
+              <m:sty m:val="p"/>
+            </m:rPr>
+            <m:t>)</m:t>
+          </m:r>
         </m:oMath>
       </m:oMathPara>
     </w:p>
@@ -963,18 +963,18 @@
           <wp:inline>
             <wp:extent cx="5969000" cy="3686568"/>
             <wp:effectExtent b="0" l="0" r="0" t="0"/>
-            <wp:docPr descr="Figure 2: Model comparison. Each data point is a pair of two questions." title="" id="26" name="Picture"/>
+            <wp:docPr descr="Figure 2: Model comparison. Each data point is a pair of two questions." title="" id="25" name="Picture"/>
             <a:graphic>
               <a:graphicData uri="http://schemas.openxmlformats.org/drawingml/2006/picture">
                 <pic:pic>
                   <pic:nvPicPr>
-                    <pic:cNvPr descr="figures/S1-fig-model-comparison-1.png" id="27" name="Picture"/>
+                    <pic:cNvPr descr="figures/S1-fig-model-comparison-1.png" id="26" name="Picture"/>
                     <pic:cNvPicPr>
                       <a:picLocks noChangeArrowheads="1" noChangeAspect="1"/>
                     </pic:cNvPicPr>
                   </pic:nvPicPr>
                   <pic:blipFill>
-                    <a:blip r:embed="rId25"/>
+                    <a:blip r:embed="rId24"/>
                     <a:stretch>
                       <a:fillRect/>
                     </a:stretch>
@@ -1207,8 +1207,8 @@
       <w:pPr>
         <w:pStyle w:val="TableCaption"/>
       </w:pPr>
-      <w:bookmarkStart w:id="28" w:name="tab:S1-table"/>
-      <w:bookmarkEnd w:id="28"/>
+      <w:bookmarkStart w:id="27" w:name="tab:S1-table"/>
+      <w:bookmarkEnd w:id="27"/>
       <w:r>
         <w:t xml:space="preserve">Table 1:</w:t>
       </w:r>
@@ -1238,7 +1238,7 @@
       </w:tblGrid>
       <w:tr>
         <w:trPr>
-          <w:trHeight w:val="618" w:hRule="auto"/>
+          <w:trHeight w:val="617" w:hRule="auto"/>
           <w:tblHeader/>
         </w:trPr>
         header1
@@ -1261,6 +1261,7 @@
           </w:tcPr>
           <w:p>
             <w:pPr>
+              <w:pStyle w:val="Normal"/>
               <w:jc w:val="left"/>
               <w:pBdr>
                 <w:bottom w:val="none" w:sz="0" w:space="0" w:color="000000"/>
@@ -1271,7 +1272,7 @@
               <w:spacing w:after="100" w:before="100" w:line="240"/>
               <w:ind w:left="100" w:right="100" w:firstLine="0" w:firstLineChars="0"/>
               <w:rPr>
-                <w:rFonts w:ascii="Helvetica" w:hAnsi="Helvetica" w:eastAsia="Helvetica" w:cs="Helvetica"/>
+                <w:rFonts w:ascii="Arial" w:hAnsi="Arial" w:eastAsia="Arial" w:cs="Arial"/>
                 <w:i w:val="false"/>
                 <w:b w:val="false"/>
                 <w:u w:val="none"/>
@@ -1282,7 +1283,7 @@
             </w:pPr>
             <w:r xmlns:w="http://schemas.openxmlformats.org/wordprocessingml/2006/main" xmlns:wp="http://schemas.openxmlformats.org/drawingml/2006/wordprocessingDrawing" xmlns:r="http://schemas.openxmlformats.org/officeDocument/2006/relationships" xmlns:w14="http://schemas.microsoft.com/office/word/2010/wordml">
               <w:rPr>
-                <w:rFonts w:ascii="Helvetica" w:hAnsi="Helvetica" w:eastAsia="Helvetica" w:cs="Helvetica"/>
+                <w:rFonts w:ascii="Arial" w:hAnsi="Arial" w:eastAsia="Arial" w:cs="Arial"/>
                 <w:i w:val="false"/>
                 <w:b w:val="false"/>
                 <w:u w:val="none"/>
@@ -1313,6 +1314,7 @@
           </w:tcPr>
           <w:p>
             <w:pPr>
+              <w:pStyle w:val="Normal"/>
               <w:jc w:val="left"/>
               <w:pBdr>
                 <w:bottom w:val="none" w:sz="0" w:space="0" w:color="000000"/>
@@ -1323,7 +1325,7 @@
               <w:spacing w:after="100" w:before="100" w:line="240"/>
               <w:ind w:left="100" w:right="100" w:firstLine="0" w:firstLineChars="0"/>
               <w:rPr>
-                <w:rFonts w:ascii="Helvetica" w:hAnsi="Helvetica" w:eastAsia="Helvetica" w:cs="Helvetica"/>
+                <w:rFonts w:ascii="Arial" w:hAnsi="Arial" w:eastAsia="Arial" w:cs="Arial"/>
                 <w:i w:val="false"/>
                 <w:b w:val="false"/>
                 <w:u w:val="none"/>
@@ -1334,7 +1336,7 @@
             </w:pPr>
             <w:r xmlns:w="http://schemas.openxmlformats.org/wordprocessingml/2006/main" xmlns:wp="http://schemas.openxmlformats.org/drawingml/2006/wordprocessingDrawing" xmlns:r="http://schemas.openxmlformats.org/officeDocument/2006/relationships" xmlns:w14="http://schemas.microsoft.com/office/word/2010/wordml">
               <w:rPr>
-                <w:rFonts w:ascii="Helvetica" w:hAnsi="Helvetica" w:eastAsia="Helvetica" w:cs="Helvetica"/>
+                <w:rFonts w:ascii="Arial" w:hAnsi="Arial" w:eastAsia="Arial" w:cs="Arial"/>
                 <w:i w:val="false"/>
                 <w:b w:val="false"/>
                 <w:u w:val="none"/>
@@ -1365,6 +1367,7 @@
           </w:tcPr>
           <w:p>
             <w:pPr>
+              <w:pStyle w:val="Normal"/>
               <w:jc w:val="left"/>
               <w:pBdr>
                 <w:bottom w:val="none" w:sz="0" w:space="0" w:color="000000"/>
@@ -1375,7 +1378,7 @@
               <w:spacing w:after="100" w:before="100" w:line="240"/>
               <w:ind w:left="100" w:right="100" w:firstLine="0" w:firstLineChars="0"/>
               <w:rPr>
-                <w:rFonts w:ascii="Helvetica" w:hAnsi="Helvetica" w:eastAsia="Helvetica" w:cs="Helvetica"/>
+                <w:rFonts w:ascii="Arial" w:hAnsi="Arial" w:eastAsia="Arial" w:cs="Arial"/>
                 <w:i w:val="false"/>
                 <w:b w:val="false"/>
                 <w:u w:val="none"/>
@@ -1386,7 +1389,7 @@
             </w:pPr>
             <w:r xmlns:w="http://schemas.openxmlformats.org/wordprocessingml/2006/main" xmlns:wp="http://schemas.openxmlformats.org/drawingml/2006/wordprocessingDrawing" xmlns:r="http://schemas.openxmlformats.org/officeDocument/2006/relationships" xmlns:w14="http://schemas.microsoft.com/office/word/2010/wordml">
               <w:rPr>
-                <w:rFonts w:ascii="Helvetica" w:hAnsi="Helvetica" w:eastAsia="Helvetica" w:cs="Helvetica"/>
+                <w:rFonts w:ascii="Arial" w:hAnsi="Arial" w:eastAsia="Arial" w:cs="Arial"/>
                 <w:i w:val="false"/>
                 <w:b w:val="false"/>
                 <w:u w:val="none"/>
@@ -1417,6 +1420,7 @@
           </w:tcPr>
           <w:p>
             <w:pPr>
+              <w:pStyle w:val="Normal"/>
               <w:jc w:val="left"/>
               <w:pBdr>
                 <w:bottom w:val="none" w:sz="0" w:space="0" w:color="000000"/>
@@ -1427,7 +1431,7 @@
               <w:spacing w:after="100" w:before="100" w:line="240"/>
               <w:ind w:left="100" w:right="100" w:firstLine="0" w:firstLineChars="0"/>
               <w:rPr>
-                <w:rFonts w:ascii="Helvetica" w:hAnsi="Helvetica" w:eastAsia="Helvetica" w:cs="Helvetica"/>
+                <w:rFonts w:ascii="Arial" w:hAnsi="Arial" w:eastAsia="Arial" w:cs="Arial"/>
                 <w:i w:val="false"/>
                 <w:b w:val="false"/>
                 <w:u w:val="none"/>
@@ -1438,7 +1442,7 @@
             </w:pPr>
             <w:r xmlns:w="http://schemas.openxmlformats.org/wordprocessingml/2006/main" xmlns:wp="http://schemas.openxmlformats.org/drawingml/2006/wordprocessingDrawing" xmlns:r="http://schemas.openxmlformats.org/officeDocument/2006/relationships" xmlns:w14="http://schemas.microsoft.com/office/word/2010/wordml">
               <w:rPr>
-                <w:rFonts w:ascii="Helvetica" w:hAnsi="Helvetica" w:eastAsia="Helvetica" w:cs="Helvetica"/>
+                <w:rFonts w:ascii="Arial" w:hAnsi="Arial" w:eastAsia="Arial" w:cs="Arial"/>
                 <w:i w:val="false"/>
                 <w:b w:val="false"/>
                 <w:u w:val="none"/>
@@ -1469,6 +1473,7 @@
           </w:tcPr>
           <w:p>
             <w:pPr>
+              <w:pStyle w:val="Normal"/>
               <w:jc w:val="left"/>
               <w:pBdr>
                 <w:bottom w:val="none" w:sz="0" w:space="0" w:color="000000"/>
@@ -1479,7 +1484,7 @@
               <w:spacing w:after="100" w:before="100" w:line="240"/>
               <w:ind w:left="100" w:right="100" w:firstLine="0" w:firstLineChars="0"/>
               <w:rPr>
-                <w:rFonts w:ascii="Helvetica" w:hAnsi="Helvetica" w:eastAsia="Helvetica" w:cs="Helvetica"/>
+                <w:rFonts w:ascii="Arial" w:hAnsi="Arial" w:eastAsia="Arial" w:cs="Arial"/>
                 <w:i w:val="false"/>
                 <w:b w:val="false"/>
                 <w:u w:val="none"/>
@@ -1490,7 +1495,7 @@
             </w:pPr>
             <w:r xmlns:w="http://schemas.openxmlformats.org/wordprocessingml/2006/main" xmlns:wp="http://schemas.openxmlformats.org/drawingml/2006/wordprocessingDrawing" xmlns:r="http://schemas.openxmlformats.org/officeDocument/2006/relationships" xmlns:w14="http://schemas.microsoft.com/office/word/2010/wordml">
               <w:rPr>
-                <w:rFonts w:ascii="Helvetica" w:hAnsi="Helvetica" w:eastAsia="Helvetica" w:cs="Helvetica"/>
+                <w:rFonts w:ascii="Arial" w:hAnsi="Arial" w:eastAsia="Arial" w:cs="Arial"/>
                 <w:i w:val="false"/>
                 <w:b w:val="false"/>
                 <w:u w:val="none"/>
@@ -1521,6 +1526,7 @@
           </w:tcPr>
           <w:p>
             <w:pPr>
+              <w:pStyle w:val="Normal"/>
               <w:jc w:val="left"/>
               <w:pBdr>
                 <w:bottom w:val="none" w:sz="0" w:space="0" w:color="000000"/>
@@ -1531,7 +1537,7 @@
               <w:spacing w:after="100" w:before="100" w:line="240"/>
               <w:ind w:left="100" w:right="100" w:firstLine="0" w:firstLineChars="0"/>
               <w:rPr>
-                <w:rFonts w:ascii="Helvetica" w:hAnsi="Helvetica" w:eastAsia="Helvetica" w:cs="Helvetica"/>
+                <w:rFonts w:ascii="Arial" w:hAnsi="Arial" w:eastAsia="Arial" w:cs="Arial"/>
                 <w:i w:val="false"/>
                 <w:b w:val="false"/>
                 <w:u w:val="none"/>
@@ -1542,7 +1548,7 @@
             </w:pPr>
             <w:r xmlns:w="http://schemas.openxmlformats.org/wordprocessingml/2006/main" xmlns:wp="http://schemas.openxmlformats.org/drawingml/2006/wordprocessingDrawing" xmlns:r="http://schemas.openxmlformats.org/officeDocument/2006/relationships" xmlns:w14="http://schemas.microsoft.com/office/word/2010/wordml">
               <w:rPr>
-                <w:rFonts w:ascii="Helvetica" w:hAnsi="Helvetica" w:eastAsia="Helvetica" w:cs="Helvetica"/>
+                <w:rFonts w:ascii="Arial" w:hAnsi="Arial" w:eastAsia="Arial" w:cs="Arial"/>
                 <w:i w:val="false"/>
                 <w:b w:val="false"/>
                 <w:u w:val="none"/>
@@ -1573,6 +1579,7 @@
           </w:tcPr>
           <w:p>
             <w:pPr>
+              <w:pStyle w:val="Normal"/>
               <w:jc w:val="left"/>
               <w:pBdr>
                 <w:bottom w:val="none" w:sz="0" w:space="0" w:color="000000"/>
@@ -1583,7 +1590,7 @@
               <w:spacing w:after="100" w:before="100" w:line="240"/>
               <w:ind w:left="100" w:right="100" w:firstLine="0" w:firstLineChars="0"/>
               <w:rPr>
-                <w:rFonts w:ascii="Helvetica" w:hAnsi="Helvetica" w:eastAsia="Helvetica" w:cs="Helvetica"/>
+                <w:rFonts w:ascii="Arial" w:hAnsi="Arial" w:eastAsia="Arial" w:cs="Arial"/>
                 <w:i w:val="false"/>
                 <w:b w:val="false"/>
                 <w:u w:val="none"/>
@@ -1594,7 +1601,7 @@
             </w:pPr>
             <w:r xmlns:w="http://schemas.openxmlformats.org/wordprocessingml/2006/main" xmlns:wp="http://schemas.openxmlformats.org/drawingml/2006/wordprocessingDrawing" xmlns:r="http://schemas.openxmlformats.org/officeDocument/2006/relationships" xmlns:w14="http://schemas.microsoft.com/office/word/2010/wordml">
               <w:rPr>
-                <w:rFonts w:ascii="Helvetica" w:hAnsi="Helvetica" w:eastAsia="Helvetica" w:cs="Helvetica"/>
+                <w:rFonts w:ascii="Arial" w:hAnsi="Arial" w:eastAsia="Arial" w:cs="Arial"/>
                 <w:i w:val="false"/>
                 <w:b w:val="false"/>
                 <w:u w:val="none"/>
@@ -1625,6 +1632,7 @@
           </w:tcPr>
           <w:p>
             <w:pPr>
+              <w:pStyle w:val="Normal"/>
               <w:jc w:val="left"/>
               <w:pBdr>
                 <w:bottom w:val="none" w:sz="0" w:space="0" w:color="000000"/>
@@ -1635,7 +1643,7 @@
               <w:spacing w:after="100" w:before="100" w:line="240"/>
               <w:ind w:left="100" w:right="100" w:firstLine="0" w:firstLineChars="0"/>
               <w:rPr>
-                <w:rFonts w:ascii="Helvetica" w:hAnsi="Helvetica" w:eastAsia="Helvetica" w:cs="Helvetica"/>
+                <w:rFonts w:ascii="Arial" w:hAnsi="Arial" w:eastAsia="Arial" w:cs="Arial"/>
                 <w:i w:val="false"/>
                 <w:b w:val="false"/>
                 <w:u w:val="none"/>
@@ -1646,7 +1654,7 @@
             </w:pPr>
             <w:r xmlns:w="http://schemas.openxmlformats.org/wordprocessingml/2006/main" xmlns:wp="http://schemas.openxmlformats.org/drawingml/2006/wordprocessingDrawing" xmlns:r="http://schemas.openxmlformats.org/officeDocument/2006/relationships" xmlns:w14="http://schemas.microsoft.com/office/word/2010/wordml">
               <w:rPr>
-                <w:rFonts w:ascii="Helvetica" w:hAnsi="Helvetica" w:eastAsia="Helvetica" w:cs="Helvetica"/>
+                <w:rFonts w:ascii="Arial" w:hAnsi="Arial" w:eastAsia="Arial" w:cs="Arial"/>
                 <w:i w:val="false"/>
                 <w:b w:val="false"/>
                 <w:u w:val="none"/>
@@ -1677,6 +1685,7 @@
           </w:tcPr>
           <w:p>
             <w:pPr>
+              <w:pStyle w:val="Normal"/>
               <w:jc w:val="left"/>
               <w:pBdr>
                 <w:bottom w:val="none" w:sz="0" w:space="0" w:color="000000"/>
@@ -1687,7 +1696,7 @@
               <w:spacing w:after="100" w:before="100" w:line="240"/>
               <w:ind w:left="100" w:right="100" w:firstLine="0" w:firstLineChars="0"/>
               <w:rPr>
-                <w:rFonts w:ascii="Helvetica" w:hAnsi="Helvetica" w:eastAsia="Helvetica" w:cs="Helvetica"/>
+                <w:rFonts w:ascii="Arial" w:hAnsi="Arial" w:eastAsia="Arial" w:cs="Arial"/>
                 <w:i w:val="false"/>
                 <w:b w:val="false"/>
                 <w:u w:val="none"/>
@@ -1698,7 +1707,7 @@
             </w:pPr>
             <w:r xmlns:w="http://schemas.openxmlformats.org/wordprocessingml/2006/main" xmlns:wp="http://schemas.openxmlformats.org/drawingml/2006/wordprocessingDrawing" xmlns:r="http://schemas.openxmlformats.org/officeDocument/2006/relationships" xmlns:w14="http://schemas.microsoft.com/office/word/2010/wordml">
               <w:rPr>
-                <w:rFonts w:ascii="Helvetica" w:hAnsi="Helvetica" w:eastAsia="Helvetica" w:cs="Helvetica"/>
+                <w:rFonts w:ascii="Arial" w:hAnsi="Arial" w:eastAsia="Arial" w:cs="Arial"/>
                 <w:i w:val="false"/>
                 <w:b w:val="false"/>
                 <w:u w:val="none"/>
@@ -1713,7 +1722,7 @@
       </w:tr>
       <w:tr>
         <w:trPr>
-          <w:trHeight w:val="619" w:hRule="auto"/>
+          <w:trHeight w:val="615" w:hRule="auto"/>
         </w:trPr>
         body1
         <w:tc>
@@ -1736,6 +1745,7 @@
           </w:tcPr>
           <w:p>
             <w:pPr>
+              <w:pStyle w:val="Normal"/>
               <w:jc w:val="left"/>
               <w:pBdr>
                 <w:bottom w:val="none" w:sz="0" w:space="0" w:color="000000"/>
@@ -1746,7 +1756,7 @@
               <w:spacing w:after="100" w:before="100" w:line="240"/>
               <w:ind w:left="100" w:right="100" w:firstLine="0" w:firstLineChars="0"/>
               <w:rPr>
-                <w:rFonts w:ascii="Helvetica" w:hAnsi="Helvetica" w:eastAsia="Helvetica" w:cs="Helvetica"/>
+                <w:rFonts w:ascii="Arial" w:hAnsi="Arial" w:eastAsia="Arial" w:cs="Arial"/>
                 <w:i w:val="false"/>
                 <w:b w:val="false"/>
                 <w:u w:val="none"/>
@@ -1757,7 +1767,7 @@
             </w:pPr>
             <w:r xmlns:w="http://schemas.openxmlformats.org/wordprocessingml/2006/main" xmlns:wp="http://schemas.openxmlformats.org/drawingml/2006/wordprocessingDrawing" xmlns:r="http://schemas.openxmlformats.org/officeDocument/2006/relationships" xmlns:w14="http://schemas.microsoft.com/office/word/2010/wordml">
               <w:rPr>
-                <w:rFonts w:ascii="Helvetica" w:hAnsi="Helvetica" w:eastAsia="Helvetica" w:cs="Helvetica"/>
+                <w:rFonts w:ascii="Arial" w:hAnsi="Arial" w:eastAsia="Arial" w:cs="Arial"/>
                 <w:i w:val="false"/>
                 <w:b w:val="false"/>
                 <w:u w:val="none"/>
@@ -1788,6 +1798,7 @@
           </w:tcPr>
           <w:p>
             <w:pPr>
+              <w:pStyle w:val="Normal"/>
               <w:jc w:val="left"/>
               <w:pBdr>
                 <w:bottom w:val="none" w:sz="0" w:space="0" w:color="000000"/>
@@ -1798,7 +1809,7 @@
               <w:spacing w:after="100" w:before="100" w:line="240"/>
               <w:ind w:left="100" w:right="100" w:firstLine="0" w:firstLineChars="0"/>
               <w:rPr>
-                <w:rFonts w:ascii="Helvetica" w:hAnsi="Helvetica" w:eastAsia="Helvetica" w:cs="Helvetica"/>
+                <w:rFonts w:ascii="Arial" w:hAnsi="Arial" w:eastAsia="Arial" w:cs="Arial"/>
                 <w:i w:val="false"/>
                 <w:b w:val="false"/>
                 <w:u w:val="none"/>
@@ -1809,7 +1820,7 @@
             </w:pPr>
             <w:r xmlns:w="http://schemas.openxmlformats.org/wordprocessingml/2006/main" xmlns:wp="http://schemas.openxmlformats.org/drawingml/2006/wordprocessingDrawing" xmlns:r="http://schemas.openxmlformats.org/officeDocument/2006/relationships" xmlns:w14="http://schemas.microsoft.com/office/word/2010/wordml">
               <w:rPr>
-                <w:rFonts w:ascii="Helvetica" w:hAnsi="Helvetica" w:eastAsia="Helvetica" w:cs="Helvetica"/>
+                <w:rFonts w:ascii="Arial" w:hAnsi="Arial" w:eastAsia="Arial" w:cs="Arial"/>
                 <w:i w:val="false"/>
                 <w:b w:val="false"/>
                 <w:u w:val="none"/>
@@ -1840,6 +1851,7 @@
           </w:tcPr>
           <w:p>
             <w:pPr>
+              <w:pStyle w:val="Normal"/>
               <w:jc w:val="left"/>
               <w:pBdr>
                 <w:bottom w:val="none" w:sz="0" w:space="0" w:color="000000"/>
@@ -1850,7 +1862,7 @@
               <w:spacing w:after="100" w:before="100" w:line="240"/>
               <w:ind w:left="100" w:right="100" w:firstLine="0" w:firstLineChars="0"/>
               <w:rPr>
-                <w:rFonts w:ascii="Helvetica" w:hAnsi="Helvetica" w:eastAsia="Helvetica" w:cs="Helvetica"/>
+                <w:rFonts w:ascii="Arial" w:hAnsi="Arial" w:eastAsia="Arial" w:cs="Arial"/>
                 <w:i w:val="false"/>
                 <w:b w:val="false"/>
                 <w:u w:val="none"/>
@@ -1861,7 +1873,7 @@
             </w:pPr>
             <w:r xmlns:w="http://schemas.openxmlformats.org/wordprocessingml/2006/main" xmlns:wp="http://schemas.openxmlformats.org/drawingml/2006/wordprocessingDrawing" xmlns:r="http://schemas.openxmlformats.org/officeDocument/2006/relationships" xmlns:w14="http://schemas.microsoft.com/office/word/2010/wordml">
               <w:rPr>
-                <w:rFonts w:ascii="Helvetica" w:hAnsi="Helvetica" w:eastAsia="Helvetica" w:cs="Helvetica"/>
+                <w:rFonts w:ascii="Arial" w:hAnsi="Arial" w:eastAsia="Arial" w:cs="Arial"/>
                 <w:i w:val="false"/>
                 <w:b w:val="false"/>
                 <w:u w:val="none"/>
@@ -1892,6 +1904,7 @@
           </w:tcPr>
           <w:p>
             <w:pPr>
+              <w:pStyle w:val="Normal"/>
               <w:jc w:val="left"/>
               <w:pBdr>
                 <w:bottom w:val="none" w:sz="0" w:space="0" w:color="000000"/>
@@ -1902,7 +1915,7 @@
               <w:spacing w:after="100" w:before="100" w:line="240"/>
               <w:ind w:left="100" w:right="100" w:firstLine="0" w:firstLineChars="0"/>
               <w:rPr>
-                <w:rFonts w:ascii="Helvetica" w:hAnsi="Helvetica" w:eastAsia="Helvetica" w:cs="Helvetica"/>
+                <w:rFonts w:ascii="Arial" w:hAnsi="Arial" w:eastAsia="Arial" w:cs="Arial"/>
                 <w:i w:val="false"/>
                 <w:b w:val="false"/>
                 <w:u w:val="none"/>
@@ -1913,7 +1926,7 @@
             </w:pPr>
             <w:r xmlns:w="http://schemas.openxmlformats.org/wordprocessingml/2006/main" xmlns:wp="http://schemas.openxmlformats.org/drawingml/2006/wordprocessingDrawing" xmlns:r="http://schemas.openxmlformats.org/officeDocument/2006/relationships" xmlns:w14="http://schemas.microsoft.com/office/word/2010/wordml">
               <w:rPr>
-                <w:rFonts w:ascii="Helvetica" w:hAnsi="Helvetica" w:eastAsia="Helvetica" w:cs="Helvetica"/>
+                <w:rFonts w:ascii="Arial" w:hAnsi="Arial" w:eastAsia="Arial" w:cs="Arial"/>
                 <w:i w:val="false"/>
                 <w:b w:val="false"/>
                 <w:u w:val="none"/>
@@ -1944,6 +1957,7 @@
           </w:tcPr>
           <w:p>
             <w:pPr>
+              <w:pStyle w:val="Normal"/>
               <w:jc w:val="left"/>
               <w:pBdr>
                 <w:bottom w:val="none" w:sz="0" w:space="0" w:color="000000"/>
@@ -1954,7 +1968,7 @@
               <w:spacing w:after="100" w:before="100" w:line="240"/>
               <w:ind w:left="100" w:right="100" w:firstLine="0" w:firstLineChars="0"/>
               <w:rPr>
-                <w:rFonts w:ascii="Helvetica" w:hAnsi="Helvetica" w:eastAsia="Helvetica" w:cs="Helvetica"/>
+                <w:rFonts w:ascii="Arial" w:hAnsi="Arial" w:eastAsia="Arial" w:cs="Arial"/>
                 <w:i w:val="false"/>
                 <w:b w:val="false"/>
                 <w:u w:val="none"/>
@@ -1965,7 +1979,7 @@
             </w:pPr>
             <w:r xmlns:w="http://schemas.openxmlformats.org/wordprocessingml/2006/main" xmlns:wp="http://schemas.openxmlformats.org/drawingml/2006/wordprocessingDrawing" xmlns:r="http://schemas.openxmlformats.org/officeDocument/2006/relationships" xmlns:w14="http://schemas.microsoft.com/office/word/2010/wordml">
               <w:rPr>
-                <w:rFonts w:ascii="Helvetica" w:hAnsi="Helvetica" w:eastAsia="Helvetica" w:cs="Helvetica"/>
+                <w:rFonts w:ascii="Arial" w:hAnsi="Arial" w:eastAsia="Arial" w:cs="Arial"/>
                 <w:i w:val="false"/>
                 <w:b w:val="false"/>
                 <w:u w:val="none"/>
@@ -1996,6 +2010,7 @@
           </w:tcPr>
           <w:p>
             <w:pPr>
+              <w:pStyle w:val="Normal"/>
               <w:jc w:val="left"/>
               <w:pBdr>
                 <w:bottom w:val="none" w:sz="0" w:space="0" w:color="000000"/>
@@ -2006,7 +2021,7 @@
               <w:spacing w:after="100" w:before="100" w:line="240"/>
               <w:ind w:left="100" w:right="100" w:firstLine="0" w:firstLineChars="0"/>
               <w:rPr>
-                <w:rFonts w:ascii="Helvetica" w:hAnsi="Helvetica" w:eastAsia="Helvetica" w:cs="Helvetica"/>
+                <w:rFonts w:ascii="Arial" w:hAnsi="Arial" w:eastAsia="Arial" w:cs="Arial"/>
                 <w:i w:val="false"/>
                 <w:b w:val="false"/>
                 <w:u w:val="none"/>
@@ -2017,7 +2032,7 @@
             </w:pPr>
             <w:r xmlns:w="http://schemas.openxmlformats.org/wordprocessingml/2006/main" xmlns:wp="http://schemas.openxmlformats.org/drawingml/2006/wordprocessingDrawing" xmlns:r="http://schemas.openxmlformats.org/officeDocument/2006/relationships" xmlns:w14="http://schemas.microsoft.com/office/word/2010/wordml">
               <w:rPr>
-                <w:rFonts w:ascii="Helvetica" w:hAnsi="Helvetica" w:eastAsia="Helvetica" w:cs="Helvetica"/>
+                <w:rFonts w:ascii="Arial" w:hAnsi="Arial" w:eastAsia="Arial" w:cs="Arial"/>
                 <w:i w:val="false"/>
                 <w:b w:val="false"/>
                 <w:u w:val="none"/>
@@ -2048,6 +2063,7 @@
           </w:tcPr>
           <w:p>
             <w:pPr>
+              <w:pStyle w:val="Normal"/>
               <w:jc w:val="left"/>
               <w:pBdr>
                 <w:bottom w:val="none" w:sz="0" w:space="0" w:color="000000"/>
@@ -2058,7 +2074,7 @@
               <w:spacing w:after="100" w:before="100" w:line="240"/>
               <w:ind w:left="100" w:right="100" w:firstLine="0" w:firstLineChars="0"/>
               <w:rPr>
-                <w:rFonts w:ascii="Helvetica" w:hAnsi="Helvetica" w:eastAsia="Helvetica" w:cs="Helvetica"/>
+                <w:rFonts w:ascii="Arial" w:hAnsi="Arial" w:eastAsia="Arial" w:cs="Arial"/>
                 <w:i w:val="false"/>
                 <w:b w:val="false"/>
                 <w:u w:val="none"/>
@@ -2069,7 +2085,7 @@
             </w:pPr>
             <w:r xmlns:w="http://schemas.openxmlformats.org/wordprocessingml/2006/main" xmlns:wp="http://schemas.openxmlformats.org/drawingml/2006/wordprocessingDrawing" xmlns:r="http://schemas.openxmlformats.org/officeDocument/2006/relationships" xmlns:w14="http://schemas.microsoft.com/office/word/2010/wordml">
               <w:rPr>
-                <w:rFonts w:ascii="Helvetica" w:hAnsi="Helvetica" w:eastAsia="Helvetica" w:cs="Helvetica"/>
+                <w:rFonts w:ascii="Arial" w:hAnsi="Arial" w:eastAsia="Arial" w:cs="Arial"/>
                 <w:i w:val="false"/>
                 <w:b w:val="false"/>
                 <w:u w:val="none"/>
@@ -2100,6 +2116,7 @@
           </w:tcPr>
           <w:p>
             <w:pPr>
+              <w:pStyle w:val="Normal"/>
               <w:jc w:val="left"/>
               <w:pBdr>
                 <w:bottom w:val="none" w:sz="0" w:space="0" w:color="000000"/>
@@ -2110,7 +2127,7 @@
               <w:spacing w:after="100" w:before="100" w:line="240"/>
               <w:ind w:left="100" w:right="100" w:firstLine="0" w:firstLineChars="0"/>
               <w:rPr>
-                <w:rFonts w:ascii="Helvetica" w:hAnsi="Helvetica" w:eastAsia="Helvetica" w:cs="Helvetica"/>
+                <w:rFonts w:ascii="Arial" w:hAnsi="Arial" w:eastAsia="Arial" w:cs="Arial"/>
                 <w:i w:val="false"/>
                 <w:b w:val="false"/>
                 <w:u w:val="none"/>
@@ -2121,7 +2138,7 @@
             </w:pPr>
             <w:r xmlns:w="http://schemas.openxmlformats.org/wordprocessingml/2006/main" xmlns:wp="http://schemas.openxmlformats.org/drawingml/2006/wordprocessingDrawing" xmlns:r="http://schemas.openxmlformats.org/officeDocument/2006/relationships" xmlns:w14="http://schemas.microsoft.com/office/word/2010/wordml">
               <w:rPr>
-                <w:rFonts w:ascii="Helvetica" w:hAnsi="Helvetica" w:eastAsia="Helvetica" w:cs="Helvetica"/>
+                <w:rFonts w:ascii="Arial" w:hAnsi="Arial" w:eastAsia="Arial" w:cs="Arial"/>
                 <w:i w:val="false"/>
                 <w:b w:val="false"/>
                 <w:u w:val="none"/>
@@ -2152,6 +2169,7 @@
           </w:tcPr>
           <w:p>
             <w:pPr>
+              <w:pStyle w:val="Normal"/>
               <w:jc w:val="left"/>
               <w:pBdr>
                 <w:bottom w:val="none" w:sz="0" w:space="0" w:color="000000"/>
@@ -2162,7 +2180,7 @@
               <w:spacing w:after="100" w:before="100" w:line="240"/>
               <w:ind w:left="100" w:right="100" w:firstLine="0" w:firstLineChars="0"/>
               <w:rPr>
-                <w:rFonts w:ascii="Helvetica" w:hAnsi="Helvetica" w:eastAsia="Helvetica" w:cs="Helvetica"/>
+                <w:rFonts w:ascii="Arial" w:hAnsi="Arial" w:eastAsia="Arial" w:cs="Arial"/>
                 <w:i w:val="false"/>
                 <w:b w:val="false"/>
                 <w:u w:val="none"/>
@@ -2173,7 +2191,7 @@
             </w:pPr>
             <w:r xmlns:w="http://schemas.openxmlformats.org/wordprocessingml/2006/main" xmlns:wp="http://schemas.openxmlformats.org/drawingml/2006/wordprocessingDrawing" xmlns:r="http://schemas.openxmlformats.org/officeDocument/2006/relationships" xmlns:w14="http://schemas.microsoft.com/office/word/2010/wordml">
               <w:rPr>
-                <w:rFonts w:ascii="Helvetica" w:hAnsi="Helvetica" w:eastAsia="Helvetica" w:cs="Helvetica"/>
+                <w:rFonts w:ascii="Arial" w:hAnsi="Arial" w:eastAsia="Arial" w:cs="Arial"/>
                 <w:i w:val="false"/>
                 <w:b w:val="false"/>
                 <w:u w:val="none"/>
@@ -2188,7 +2206,7 @@
       </w:tr>
       <w:tr>
         <w:trPr>
-          <w:trHeight w:val="619" w:hRule="auto"/>
+          <w:trHeight w:val="615" w:hRule="auto"/>
         </w:trPr>
         body2
         <w:tc>
@@ -2211,6 +2229,7 @@
           </w:tcPr>
           <w:p>
             <w:pPr>
+              <w:pStyle w:val="Normal"/>
               <w:jc w:val="left"/>
               <w:pBdr>
                 <w:bottom w:val="none" w:sz="0" w:space="0" w:color="000000"/>
@@ -2221,7 +2240,7 @@
               <w:spacing w:after="100" w:before="100" w:line="240"/>
               <w:ind w:left="100" w:right="100" w:firstLine="0" w:firstLineChars="0"/>
               <w:rPr>
-                <w:rFonts w:ascii="Helvetica" w:hAnsi="Helvetica" w:eastAsia="Helvetica" w:cs="Helvetica"/>
+                <w:rFonts w:ascii="Arial" w:hAnsi="Arial" w:eastAsia="Arial" w:cs="Arial"/>
                 <w:i w:val="false"/>
                 <w:b w:val="false"/>
                 <w:u w:val="none"/>
@@ -2251,6 +2270,7 @@
           </w:tcPr>
           <w:p>
             <w:pPr>
+              <w:pStyle w:val="Normal"/>
               <w:jc w:val="left"/>
               <w:pBdr>
                 <w:bottom w:val="none" w:sz="0" w:space="0" w:color="000000"/>
@@ -2261,7 +2281,7 @@
               <w:spacing w:after="100" w:before="100" w:line="240"/>
               <w:ind w:left="100" w:right="100" w:firstLine="0" w:firstLineChars="0"/>
               <w:rPr>
-                <w:rFonts w:ascii="Helvetica" w:hAnsi="Helvetica" w:eastAsia="Helvetica" w:cs="Helvetica"/>
+                <w:rFonts w:ascii="Arial" w:hAnsi="Arial" w:eastAsia="Arial" w:cs="Arial"/>
                 <w:i w:val="false"/>
                 <w:b w:val="false"/>
                 <w:u w:val="none"/>
@@ -2272,7 +2292,7 @@
             </w:pPr>
             <w:r xmlns:w="http://schemas.openxmlformats.org/wordprocessingml/2006/main" xmlns:wp="http://schemas.openxmlformats.org/drawingml/2006/wordprocessingDrawing" xmlns:r="http://schemas.openxmlformats.org/officeDocument/2006/relationships" xmlns:w14="http://schemas.microsoft.com/office/word/2010/wordml">
               <w:rPr>
-                <w:rFonts w:ascii="Helvetica" w:hAnsi="Helvetica" w:eastAsia="Helvetica" w:cs="Helvetica"/>
+                <w:rFonts w:ascii="Arial" w:hAnsi="Arial" w:eastAsia="Arial" w:cs="Arial"/>
                 <w:i w:val="false"/>
                 <w:b w:val="false"/>
                 <w:u w:val="none"/>
@@ -2303,6 +2323,7 @@
           </w:tcPr>
           <w:p>
             <w:pPr>
+              <w:pStyle w:val="Normal"/>
               <w:jc w:val="left"/>
               <w:pBdr>
                 <w:bottom w:val="none" w:sz="0" w:space="0" w:color="000000"/>
@@ -2313,7 +2334,7 @@
               <w:spacing w:after="100" w:before="100" w:line="240"/>
               <w:ind w:left="100" w:right="100" w:firstLine="0" w:firstLineChars="0"/>
               <w:rPr>
-                <w:rFonts w:ascii="Helvetica" w:hAnsi="Helvetica" w:eastAsia="Helvetica" w:cs="Helvetica"/>
+                <w:rFonts w:ascii="Arial" w:hAnsi="Arial" w:eastAsia="Arial" w:cs="Arial"/>
                 <w:i w:val="false"/>
                 <w:b w:val="false"/>
                 <w:u w:val="none"/>
@@ -2324,7 +2345,7 @@
             </w:pPr>
             <w:r xmlns:w="http://schemas.openxmlformats.org/wordprocessingml/2006/main" xmlns:wp="http://schemas.openxmlformats.org/drawingml/2006/wordprocessingDrawing" xmlns:r="http://schemas.openxmlformats.org/officeDocument/2006/relationships" xmlns:w14="http://schemas.microsoft.com/office/word/2010/wordml">
               <w:rPr>
-                <w:rFonts w:ascii="Helvetica" w:hAnsi="Helvetica" w:eastAsia="Helvetica" w:cs="Helvetica"/>
+                <w:rFonts w:ascii="Arial" w:hAnsi="Arial" w:eastAsia="Arial" w:cs="Arial"/>
                 <w:i w:val="false"/>
                 <w:b w:val="false"/>
                 <w:u w:val="none"/>
@@ -2355,6 +2376,7 @@
           </w:tcPr>
           <w:p>
             <w:pPr>
+              <w:pStyle w:val="Normal"/>
               <w:jc w:val="left"/>
               <w:pBdr>
                 <w:bottom w:val="none" w:sz="0" w:space="0" w:color="000000"/>
@@ -2365,7 +2387,7 @@
               <w:spacing w:after="100" w:before="100" w:line="240"/>
               <w:ind w:left="100" w:right="100" w:firstLine="0" w:firstLineChars="0"/>
               <w:rPr>
-                <w:rFonts w:ascii="Helvetica" w:hAnsi="Helvetica" w:eastAsia="Helvetica" w:cs="Helvetica"/>
+                <w:rFonts w:ascii="Arial" w:hAnsi="Arial" w:eastAsia="Arial" w:cs="Arial"/>
                 <w:i w:val="false"/>
                 <w:b w:val="false"/>
                 <w:u w:val="none"/>
@@ -2376,7 +2398,7 @@
             </w:pPr>
             <w:r xmlns:w="http://schemas.openxmlformats.org/wordprocessingml/2006/main" xmlns:wp="http://schemas.openxmlformats.org/drawingml/2006/wordprocessingDrawing" xmlns:r="http://schemas.openxmlformats.org/officeDocument/2006/relationships" xmlns:w14="http://schemas.microsoft.com/office/word/2010/wordml">
               <w:rPr>
-                <w:rFonts w:ascii="Helvetica" w:hAnsi="Helvetica" w:eastAsia="Helvetica" w:cs="Helvetica"/>
+                <w:rFonts w:ascii="Arial" w:hAnsi="Arial" w:eastAsia="Arial" w:cs="Arial"/>
                 <w:i w:val="false"/>
                 <w:b w:val="false"/>
                 <w:u w:val="none"/>
@@ -2407,6 +2429,7 @@
           </w:tcPr>
           <w:p>
             <w:pPr>
+              <w:pStyle w:val="Normal"/>
               <w:jc w:val="left"/>
               <w:pBdr>
                 <w:bottom w:val="none" w:sz="0" w:space="0" w:color="000000"/>
@@ -2417,7 +2440,7 @@
               <w:spacing w:after="100" w:before="100" w:line="240"/>
               <w:ind w:left="100" w:right="100" w:firstLine="0" w:firstLineChars="0"/>
               <w:rPr>
-                <w:rFonts w:ascii="Helvetica" w:hAnsi="Helvetica" w:eastAsia="Helvetica" w:cs="Helvetica"/>
+                <w:rFonts w:ascii="Arial" w:hAnsi="Arial" w:eastAsia="Arial" w:cs="Arial"/>
                 <w:i w:val="false"/>
                 <w:b w:val="false"/>
                 <w:u w:val="none"/>
@@ -2428,7 +2451,7 @@
             </w:pPr>
             <w:r xmlns:w="http://schemas.openxmlformats.org/wordprocessingml/2006/main" xmlns:wp="http://schemas.openxmlformats.org/drawingml/2006/wordprocessingDrawing" xmlns:r="http://schemas.openxmlformats.org/officeDocument/2006/relationships" xmlns:w14="http://schemas.microsoft.com/office/word/2010/wordml">
               <w:rPr>
-                <w:rFonts w:ascii="Helvetica" w:hAnsi="Helvetica" w:eastAsia="Helvetica" w:cs="Helvetica"/>
+                <w:rFonts w:ascii="Arial" w:hAnsi="Arial" w:eastAsia="Arial" w:cs="Arial"/>
                 <w:i w:val="false"/>
                 <w:b w:val="false"/>
                 <w:u w:val="none"/>
@@ -2459,6 +2482,7 @@
           </w:tcPr>
           <w:p>
             <w:pPr>
+              <w:pStyle w:val="Normal"/>
               <w:jc w:val="left"/>
               <w:pBdr>
                 <w:bottom w:val="none" w:sz="0" w:space="0" w:color="000000"/>
@@ -2469,7 +2493,7 @@
               <w:spacing w:after="100" w:before="100" w:line="240"/>
               <w:ind w:left="100" w:right="100" w:firstLine="0" w:firstLineChars="0"/>
               <w:rPr>
-                <w:rFonts w:ascii="Helvetica" w:hAnsi="Helvetica" w:eastAsia="Helvetica" w:cs="Helvetica"/>
+                <w:rFonts w:ascii="Arial" w:hAnsi="Arial" w:eastAsia="Arial" w:cs="Arial"/>
                 <w:i w:val="false"/>
                 <w:b w:val="false"/>
                 <w:u w:val="none"/>
@@ -2480,7 +2504,7 @@
             </w:pPr>
             <w:r xmlns:w="http://schemas.openxmlformats.org/wordprocessingml/2006/main" xmlns:wp="http://schemas.openxmlformats.org/drawingml/2006/wordprocessingDrawing" xmlns:r="http://schemas.openxmlformats.org/officeDocument/2006/relationships" xmlns:w14="http://schemas.microsoft.com/office/word/2010/wordml">
               <w:rPr>
-                <w:rFonts w:ascii="Helvetica" w:hAnsi="Helvetica" w:eastAsia="Helvetica" w:cs="Helvetica"/>
+                <w:rFonts w:ascii="Arial" w:hAnsi="Arial" w:eastAsia="Arial" w:cs="Arial"/>
                 <w:i w:val="false"/>
                 <w:b w:val="false"/>
                 <w:u w:val="none"/>
@@ -2511,6 +2535,7 @@
           </w:tcPr>
           <w:p>
             <w:pPr>
+              <w:pStyle w:val="Normal"/>
               <w:jc w:val="left"/>
               <w:pBdr>
                 <w:bottom w:val="none" w:sz="0" w:space="0" w:color="000000"/>
@@ -2521,7 +2546,7 @@
               <w:spacing w:after="100" w:before="100" w:line="240"/>
               <w:ind w:left="100" w:right="100" w:firstLine="0" w:firstLineChars="0"/>
               <w:rPr>
-                <w:rFonts w:ascii="Helvetica" w:hAnsi="Helvetica" w:eastAsia="Helvetica" w:cs="Helvetica"/>
+                <w:rFonts w:ascii="Arial" w:hAnsi="Arial" w:eastAsia="Arial" w:cs="Arial"/>
                 <w:i w:val="false"/>
                 <w:b w:val="false"/>
                 <w:u w:val="none"/>
@@ -2532,7 +2557,7 @@
             </w:pPr>
             <w:r xmlns:w="http://schemas.openxmlformats.org/wordprocessingml/2006/main" xmlns:wp="http://schemas.openxmlformats.org/drawingml/2006/wordprocessingDrawing" xmlns:r="http://schemas.openxmlformats.org/officeDocument/2006/relationships" xmlns:w14="http://schemas.microsoft.com/office/word/2010/wordml">
               <w:rPr>
-                <w:rFonts w:ascii="Helvetica" w:hAnsi="Helvetica" w:eastAsia="Helvetica" w:cs="Helvetica"/>
+                <w:rFonts w:ascii="Arial" w:hAnsi="Arial" w:eastAsia="Arial" w:cs="Arial"/>
                 <w:i w:val="false"/>
                 <w:b w:val="false"/>
                 <w:u w:val="none"/>
@@ -2563,6 +2588,7 @@
           </w:tcPr>
           <w:p>
             <w:pPr>
+              <w:pStyle w:val="Normal"/>
               <w:jc w:val="left"/>
               <w:pBdr>
                 <w:bottom w:val="none" w:sz="0" w:space="0" w:color="000000"/>
@@ -2573,7 +2599,7 @@
               <w:spacing w:after="100" w:before="100" w:line="240"/>
               <w:ind w:left="100" w:right="100" w:firstLine="0" w:firstLineChars="0"/>
               <w:rPr>
-                <w:rFonts w:ascii="Helvetica" w:hAnsi="Helvetica" w:eastAsia="Helvetica" w:cs="Helvetica"/>
+                <w:rFonts w:ascii="Arial" w:hAnsi="Arial" w:eastAsia="Arial" w:cs="Arial"/>
                 <w:i w:val="false"/>
                 <w:b w:val="false"/>
                 <w:u w:val="none"/>
@@ -2584,7 +2610,7 @@
             </w:pPr>
             <w:r xmlns:w="http://schemas.openxmlformats.org/wordprocessingml/2006/main" xmlns:wp="http://schemas.openxmlformats.org/drawingml/2006/wordprocessingDrawing" xmlns:r="http://schemas.openxmlformats.org/officeDocument/2006/relationships" xmlns:w14="http://schemas.microsoft.com/office/word/2010/wordml">
               <w:rPr>
-                <w:rFonts w:ascii="Helvetica" w:hAnsi="Helvetica" w:eastAsia="Helvetica" w:cs="Helvetica"/>
+                <w:rFonts w:ascii="Arial" w:hAnsi="Arial" w:eastAsia="Arial" w:cs="Arial"/>
                 <w:i w:val="false"/>
                 <w:b w:val="false"/>
                 <w:u w:val="none"/>
@@ -2615,6 +2641,7 @@
           </w:tcPr>
           <w:p>
             <w:pPr>
+              <w:pStyle w:val="Normal"/>
               <w:jc w:val="left"/>
               <w:pBdr>
                 <w:bottom w:val="none" w:sz="0" w:space="0" w:color="000000"/>
@@ -2625,7 +2652,7 @@
               <w:spacing w:after="100" w:before="100" w:line="240"/>
               <w:ind w:left="100" w:right="100" w:firstLine="0" w:firstLineChars="0"/>
               <w:rPr>
-                <w:rFonts w:ascii="Helvetica" w:hAnsi="Helvetica" w:eastAsia="Helvetica" w:cs="Helvetica"/>
+                <w:rFonts w:ascii="Arial" w:hAnsi="Arial" w:eastAsia="Arial" w:cs="Arial"/>
                 <w:i w:val="false"/>
                 <w:b w:val="false"/>
                 <w:u w:val="none"/>
@@ -2636,7 +2663,7 @@
             </w:pPr>
             <w:r xmlns:w="http://schemas.openxmlformats.org/wordprocessingml/2006/main" xmlns:wp="http://schemas.openxmlformats.org/drawingml/2006/wordprocessingDrawing" xmlns:r="http://schemas.openxmlformats.org/officeDocument/2006/relationships" xmlns:w14="http://schemas.microsoft.com/office/word/2010/wordml">
               <w:rPr>
-                <w:rFonts w:ascii="Helvetica" w:hAnsi="Helvetica" w:eastAsia="Helvetica" w:cs="Helvetica"/>
+                <w:rFonts w:ascii="Arial" w:hAnsi="Arial" w:eastAsia="Arial" w:cs="Arial"/>
                 <w:i w:val="false"/>
                 <w:b w:val="false"/>
                 <w:u w:val="none"/>
@@ -2651,7 +2678,7 @@
       </w:tr>
       <w:tr>
         <w:trPr>
-          <w:trHeight w:val="619" w:hRule="auto"/>
+          <w:trHeight w:val="615" w:hRule="auto"/>
         </w:trPr>
         body3
         <w:tc>
@@ -2674,6 +2701,7 @@
           </w:tcPr>
           <w:p>
             <w:pPr>
+              <w:pStyle w:val="Normal"/>
               <w:jc w:val="left"/>
               <w:pBdr>
                 <w:bottom w:val="none" w:sz="0" w:space="0" w:color="000000"/>
@@ -2684,7 +2712,7 @@
               <w:spacing w:after="100" w:before="100" w:line="240"/>
               <w:ind w:left="100" w:right="100" w:firstLine="0" w:firstLineChars="0"/>
               <w:rPr>
-                <w:rFonts w:ascii="Helvetica" w:hAnsi="Helvetica" w:eastAsia="Helvetica" w:cs="Helvetica"/>
+                <w:rFonts w:ascii="Arial" w:hAnsi="Arial" w:eastAsia="Arial" w:cs="Arial"/>
                 <w:i w:val="false"/>
                 <w:b w:val="false"/>
                 <w:u w:val="none"/>
@@ -2714,6 +2742,7 @@
           </w:tcPr>
           <w:p>
             <w:pPr>
+              <w:pStyle w:val="Normal"/>
               <w:jc w:val="left"/>
               <w:pBdr>
                 <w:bottom w:val="none" w:sz="0" w:space="0" w:color="000000"/>
@@ -2724,7 +2753,7 @@
               <w:spacing w:after="100" w:before="100" w:line="240"/>
               <w:ind w:left="100" w:right="100" w:firstLine="0" w:firstLineChars="0"/>
               <w:rPr>
-                <w:rFonts w:ascii="Helvetica" w:hAnsi="Helvetica" w:eastAsia="Helvetica" w:cs="Helvetica"/>
+                <w:rFonts w:ascii="Arial" w:hAnsi="Arial" w:eastAsia="Arial" w:cs="Arial"/>
                 <w:i w:val="false"/>
                 <w:b w:val="false"/>
                 <w:u w:val="none"/>
@@ -2735,7 +2764,7 @@
             </w:pPr>
             <w:r xmlns:w="http://schemas.openxmlformats.org/wordprocessingml/2006/main" xmlns:wp="http://schemas.openxmlformats.org/drawingml/2006/wordprocessingDrawing" xmlns:r="http://schemas.openxmlformats.org/officeDocument/2006/relationships" xmlns:w14="http://schemas.microsoft.com/office/word/2010/wordml">
               <w:rPr>
-                <w:rFonts w:ascii="Helvetica" w:hAnsi="Helvetica" w:eastAsia="Helvetica" w:cs="Helvetica"/>
+                <w:rFonts w:ascii="Arial" w:hAnsi="Arial" w:eastAsia="Arial" w:cs="Arial"/>
                 <w:i w:val="false"/>
                 <w:b w:val="false"/>
                 <w:u w:val="none"/>
@@ -2766,6 +2795,7 @@
           </w:tcPr>
           <w:p>
             <w:pPr>
+              <w:pStyle w:val="Normal"/>
               <w:jc w:val="left"/>
               <w:pBdr>
                 <w:bottom w:val="none" w:sz="0" w:space="0" w:color="000000"/>
@@ -2776,7 +2806,7 @@
               <w:spacing w:after="100" w:before="100" w:line="240"/>
               <w:ind w:left="100" w:right="100" w:firstLine="0" w:firstLineChars="0"/>
               <w:rPr>
-                <w:rFonts w:ascii="Helvetica" w:hAnsi="Helvetica" w:eastAsia="Helvetica" w:cs="Helvetica"/>
+                <w:rFonts w:ascii="Arial" w:hAnsi="Arial" w:eastAsia="Arial" w:cs="Arial"/>
                 <w:i w:val="false"/>
                 <w:b w:val="false"/>
                 <w:u w:val="none"/>
@@ -2787,7 +2817,7 @@
             </w:pPr>
             <w:r xmlns:w="http://schemas.openxmlformats.org/wordprocessingml/2006/main" xmlns:wp="http://schemas.openxmlformats.org/drawingml/2006/wordprocessingDrawing" xmlns:r="http://schemas.openxmlformats.org/officeDocument/2006/relationships" xmlns:w14="http://schemas.microsoft.com/office/word/2010/wordml">
               <w:rPr>
-                <w:rFonts w:ascii="Helvetica" w:hAnsi="Helvetica" w:eastAsia="Helvetica" w:cs="Helvetica"/>
+                <w:rFonts w:ascii="Arial" w:hAnsi="Arial" w:eastAsia="Arial" w:cs="Arial"/>
                 <w:i w:val="false"/>
                 <w:b w:val="false"/>
                 <w:u w:val="none"/>
@@ -2818,6 +2848,7 @@
           </w:tcPr>
           <w:p>
             <w:pPr>
+              <w:pStyle w:val="Normal"/>
               <w:jc w:val="left"/>
               <w:pBdr>
                 <w:bottom w:val="none" w:sz="0" w:space="0" w:color="000000"/>
@@ -2828,7 +2859,7 @@
               <w:spacing w:after="100" w:before="100" w:line="240"/>
               <w:ind w:left="100" w:right="100" w:firstLine="0" w:firstLineChars="0"/>
               <w:rPr>
-                <w:rFonts w:ascii="Helvetica" w:hAnsi="Helvetica" w:eastAsia="Helvetica" w:cs="Helvetica"/>
+                <w:rFonts w:ascii="Arial" w:hAnsi="Arial" w:eastAsia="Arial" w:cs="Arial"/>
                 <w:i w:val="false"/>
                 <w:b w:val="false"/>
                 <w:u w:val="none"/>
@@ -2839,7 +2870,7 @@
             </w:pPr>
             <w:r xmlns:w="http://schemas.openxmlformats.org/wordprocessingml/2006/main" xmlns:wp="http://schemas.openxmlformats.org/drawingml/2006/wordprocessingDrawing" xmlns:r="http://schemas.openxmlformats.org/officeDocument/2006/relationships" xmlns:w14="http://schemas.microsoft.com/office/word/2010/wordml">
               <w:rPr>
-                <w:rFonts w:ascii="Helvetica" w:hAnsi="Helvetica" w:eastAsia="Helvetica" w:cs="Helvetica"/>
+                <w:rFonts w:ascii="Arial" w:hAnsi="Arial" w:eastAsia="Arial" w:cs="Arial"/>
                 <w:i w:val="false"/>
                 <w:b w:val="false"/>
                 <w:u w:val="none"/>
@@ -2870,6 +2901,7 @@
           </w:tcPr>
           <w:p>
             <w:pPr>
+              <w:pStyle w:val="Normal"/>
               <w:jc w:val="left"/>
               <w:pBdr>
                 <w:bottom w:val="none" w:sz="0" w:space="0" w:color="000000"/>
@@ -2880,7 +2912,7 @@
               <w:spacing w:after="100" w:before="100" w:line="240"/>
               <w:ind w:left="100" w:right="100" w:firstLine="0" w:firstLineChars="0"/>
               <w:rPr>
-                <w:rFonts w:ascii="Helvetica" w:hAnsi="Helvetica" w:eastAsia="Helvetica" w:cs="Helvetica"/>
+                <w:rFonts w:ascii="Arial" w:hAnsi="Arial" w:eastAsia="Arial" w:cs="Arial"/>
                 <w:i w:val="false"/>
                 <w:b w:val="false"/>
                 <w:u w:val="none"/>
@@ -2891,7 +2923,7 @@
             </w:pPr>
             <w:r xmlns:w="http://schemas.openxmlformats.org/wordprocessingml/2006/main" xmlns:wp="http://schemas.openxmlformats.org/drawingml/2006/wordprocessingDrawing" xmlns:r="http://schemas.openxmlformats.org/officeDocument/2006/relationships" xmlns:w14="http://schemas.microsoft.com/office/word/2010/wordml">
               <w:rPr>
-                <w:rFonts w:ascii="Helvetica" w:hAnsi="Helvetica" w:eastAsia="Helvetica" w:cs="Helvetica"/>
+                <w:rFonts w:ascii="Arial" w:hAnsi="Arial" w:eastAsia="Arial" w:cs="Arial"/>
                 <w:i w:val="false"/>
                 <w:b w:val="false"/>
                 <w:u w:val="none"/>
@@ -2922,6 +2954,7 @@
           </w:tcPr>
           <w:p>
             <w:pPr>
+              <w:pStyle w:val="Normal"/>
               <w:jc w:val="left"/>
               <w:pBdr>
                 <w:bottom w:val="none" w:sz="0" w:space="0" w:color="000000"/>
@@ -2932,7 +2965,7 @@
               <w:spacing w:after="100" w:before="100" w:line="240"/>
               <w:ind w:left="100" w:right="100" w:firstLine="0" w:firstLineChars="0"/>
               <w:rPr>
-                <w:rFonts w:ascii="Helvetica" w:hAnsi="Helvetica" w:eastAsia="Helvetica" w:cs="Helvetica"/>
+                <w:rFonts w:ascii="Arial" w:hAnsi="Arial" w:eastAsia="Arial" w:cs="Arial"/>
                 <w:i w:val="false"/>
                 <w:b w:val="false"/>
                 <w:u w:val="none"/>
@@ -2943,7 +2976,7 @@
             </w:pPr>
             <w:r xmlns:w="http://schemas.openxmlformats.org/wordprocessingml/2006/main" xmlns:wp="http://schemas.openxmlformats.org/drawingml/2006/wordprocessingDrawing" xmlns:r="http://schemas.openxmlformats.org/officeDocument/2006/relationships" xmlns:w14="http://schemas.microsoft.com/office/word/2010/wordml">
               <w:rPr>
-                <w:rFonts w:ascii="Helvetica" w:hAnsi="Helvetica" w:eastAsia="Helvetica" w:cs="Helvetica"/>
+                <w:rFonts w:ascii="Arial" w:hAnsi="Arial" w:eastAsia="Arial" w:cs="Arial"/>
                 <w:i w:val="false"/>
                 <w:b w:val="false"/>
                 <w:u w:val="none"/>
@@ -2974,6 +3007,7 @@
           </w:tcPr>
           <w:p>
             <w:pPr>
+              <w:pStyle w:val="Normal"/>
               <w:jc w:val="left"/>
               <w:pBdr>
                 <w:bottom w:val="none" w:sz="0" w:space="0" w:color="000000"/>
@@ -2984,7 +3018,7 @@
               <w:spacing w:after="100" w:before="100" w:line="240"/>
               <w:ind w:left="100" w:right="100" w:firstLine="0" w:firstLineChars="0"/>
               <w:rPr>
-                <w:rFonts w:ascii="Helvetica" w:hAnsi="Helvetica" w:eastAsia="Helvetica" w:cs="Helvetica"/>
+                <w:rFonts w:ascii="Arial" w:hAnsi="Arial" w:eastAsia="Arial" w:cs="Arial"/>
                 <w:i w:val="false"/>
                 <w:b w:val="false"/>
                 <w:u w:val="none"/>
@@ -2995,7 +3029,7 @@
             </w:pPr>
             <w:r xmlns:w="http://schemas.openxmlformats.org/wordprocessingml/2006/main" xmlns:wp="http://schemas.openxmlformats.org/drawingml/2006/wordprocessingDrawing" xmlns:r="http://schemas.openxmlformats.org/officeDocument/2006/relationships" xmlns:w14="http://schemas.microsoft.com/office/word/2010/wordml">
               <w:rPr>
-                <w:rFonts w:ascii="Helvetica" w:hAnsi="Helvetica" w:eastAsia="Helvetica" w:cs="Helvetica"/>
+                <w:rFonts w:ascii="Arial" w:hAnsi="Arial" w:eastAsia="Arial" w:cs="Arial"/>
                 <w:i w:val="false"/>
                 <w:b w:val="false"/>
                 <w:u w:val="none"/>
@@ -3026,6 +3060,7 @@
           </w:tcPr>
           <w:p>
             <w:pPr>
+              <w:pStyle w:val="Normal"/>
               <w:jc w:val="left"/>
               <w:pBdr>
                 <w:bottom w:val="none" w:sz="0" w:space="0" w:color="000000"/>
@@ -3036,7 +3071,7 @@
               <w:spacing w:after="100" w:before="100" w:line="240"/>
               <w:ind w:left="100" w:right="100" w:firstLine="0" w:firstLineChars="0"/>
               <w:rPr>
-                <w:rFonts w:ascii="Helvetica" w:hAnsi="Helvetica" w:eastAsia="Helvetica" w:cs="Helvetica"/>
+                <w:rFonts w:ascii="Arial" w:hAnsi="Arial" w:eastAsia="Arial" w:cs="Arial"/>
                 <w:i w:val="false"/>
                 <w:b w:val="false"/>
                 <w:u w:val="none"/>
@@ -3047,7 +3082,7 @@
             </w:pPr>
             <w:r xmlns:w="http://schemas.openxmlformats.org/wordprocessingml/2006/main" xmlns:wp="http://schemas.openxmlformats.org/drawingml/2006/wordprocessingDrawing" xmlns:r="http://schemas.openxmlformats.org/officeDocument/2006/relationships" xmlns:w14="http://schemas.microsoft.com/office/word/2010/wordml">
               <w:rPr>
-                <w:rFonts w:ascii="Helvetica" w:hAnsi="Helvetica" w:eastAsia="Helvetica" w:cs="Helvetica"/>
+                <w:rFonts w:ascii="Arial" w:hAnsi="Arial" w:eastAsia="Arial" w:cs="Arial"/>
                 <w:i w:val="false"/>
                 <w:b w:val="false"/>
                 <w:u w:val="none"/>
@@ -3078,6 +3113,7 @@
           </w:tcPr>
           <w:p>
             <w:pPr>
+              <w:pStyle w:val="Normal"/>
               <w:jc w:val="left"/>
               <w:pBdr>
                 <w:bottom w:val="none" w:sz="0" w:space="0" w:color="000000"/>
@@ -3088,7 +3124,7 @@
               <w:spacing w:after="100" w:before="100" w:line="240"/>
               <w:ind w:left="100" w:right="100" w:firstLine="0" w:firstLineChars="0"/>
               <w:rPr>
-                <w:rFonts w:ascii="Helvetica" w:hAnsi="Helvetica" w:eastAsia="Helvetica" w:cs="Helvetica"/>
+                <w:rFonts w:ascii="Arial" w:hAnsi="Arial" w:eastAsia="Arial" w:cs="Arial"/>
                 <w:i w:val="false"/>
                 <w:b w:val="false"/>
                 <w:u w:val="none"/>
@@ -3099,7 +3135,7 @@
             </w:pPr>
             <w:r xmlns:w="http://schemas.openxmlformats.org/wordprocessingml/2006/main" xmlns:wp="http://schemas.openxmlformats.org/drawingml/2006/wordprocessingDrawing" xmlns:r="http://schemas.openxmlformats.org/officeDocument/2006/relationships" xmlns:w14="http://schemas.microsoft.com/office/word/2010/wordml">
               <w:rPr>
-                <w:rFonts w:ascii="Helvetica" w:hAnsi="Helvetica" w:eastAsia="Helvetica" w:cs="Helvetica"/>
+                <w:rFonts w:ascii="Arial" w:hAnsi="Arial" w:eastAsia="Arial" w:cs="Arial"/>
                 <w:i w:val="false"/>
                 <w:b w:val="false"/>
                 <w:u w:val="none"/>
@@ -3137,6 +3173,7 @@
           </w:tcPr>
           <w:p>
             <w:pPr>
+              <w:pStyle w:val="Normal"/>
               <w:jc w:val="left"/>
               <w:pBdr>
                 <w:bottom w:val="none" w:sz="0" w:space="0" w:color="000000"/>
@@ -3147,7 +3184,7 @@
               <w:spacing w:after="100" w:before="100" w:line="240"/>
               <w:ind w:left="100" w:right="100" w:firstLine="0" w:firstLineChars="0"/>
               <w:rPr>
-                <w:rFonts w:ascii="Helvetica" w:hAnsi="Helvetica" w:eastAsia="Helvetica" w:cs="Helvetica"/>
+                <w:rFonts w:ascii="Arial" w:hAnsi="Arial" w:eastAsia="Arial" w:cs="Arial"/>
                 <w:i w:val="false"/>
                 <w:b w:val="false"/>
                 <w:u w:val="none"/>
@@ -3158,7 +3195,7 @@
             </w:pPr>
             <w:r xmlns:w="http://schemas.openxmlformats.org/wordprocessingml/2006/main" xmlns:wp="http://schemas.openxmlformats.org/drawingml/2006/wordprocessingDrawing" xmlns:r="http://schemas.openxmlformats.org/officeDocument/2006/relationships" xmlns:w14="http://schemas.microsoft.com/office/word/2010/wordml">
               <w:rPr>
-                <w:rFonts w:ascii="Helvetica" w:hAnsi="Helvetica" w:eastAsia="Helvetica" w:cs="Helvetica"/>
+                <w:rFonts w:ascii="Arial" w:hAnsi="Arial" w:eastAsia="Arial" w:cs="Arial"/>
                 <w:i w:val="false"/>
                 <w:b w:val="false"/>
                 <w:u w:val="none"/>
@@ -3189,6 +3226,7 @@
           </w:tcPr>
           <w:p>
             <w:pPr>
+              <w:pStyle w:val="Normal"/>
               <w:jc w:val="left"/>
               <w:pBdr>
                 <w:bottom w:val="none" w:sz="0" w:space="0" w:color="000000"/>
@@ -3199,7 +3237,7 @@
               <w:spacing w:after="100" w:before="100" w:line="240"/>
               <w:ind w:left="100" w:right="100" w:firstLine="0" w:firstLineChars="0"/>
               <w:rPr>
-                <w:rFonts w:ascii="Helvetica" w:hAnsi="Helvetica" w:eastAsia="Helvetica" w:cs="Helvetica"/>
+                <w:rFonts w:ascii="Arial" w:hAnsi="Arial" w:eastAsia="Arial" w:cs="Arial"/>
                 <w:i w:val="false"/>
                 <w:b w:val="false"/>
                 <w:u w:val="none"/>
@@ -3210,7 +3248,7 @@
             </w:pPr>
             <w:r xmlns:w="http://schemas.openxmlformats.org/wordprocessingml/2006/main" xmlns:wp="http://schemas.openxmlformats.org/drawingml/2006/wordprocessingDrawing" xmlns:r="http://schemas.openxmlformats.org/officeDocument/2006/relationships" xmlns:w14="http://schemas.microsoft.com/office/word/2010/wordml">
               <w:rPr>
-                <w:rFonts w:ascii="Helvetica" w:hAnsi="Helvetica" w:eastAsia="Helvetica" w:cs="Helvetica"/>
+                <w:rFonts w:ascii="Arial" w:hAnsi="Arial" w:eastAsia="Arial" w:cs="Arial"/>
                 <w:i w:val="false"/>
                 <w:b w:val="false"/>
                 <w:u w:val="none"/>
@@ -3241,6 +3279,7 @@
           </w:tcPr>
           <w:p>
             <w:pPr>
+              <w:pStyle w:val="Normal"/>
               <w:jc w:val="left"/>
               <w:pBdr>
                 <w:bottom w:val="none" w:sz="0" w:space="0" w:color="000000"/>
@@ -3251,7 +3290,7 @@
               <w:spacing w:after="100" w:before="100" w:line="240"/>
               <w:ind w:left="100" w:right="100" w:firstLine="0" w:firstLineChars="0"/>
               <w:rPr>
-                <w:rFonts w:ascii="Helvetica" w:hAnsi="Helvetica" w:eastAsia="Helvetica" w:cs="Helvetica"/>
+                <w:rFonts w:ascii="Arial" w:hAnsi="Arial" w:eastAsia="Arial" w:cs="Arial"/>
                 <w:i w:val="false"/>
                 <w:b w:val="false"/>
                 <w:u w:val="none"/>
@@ -3262,7 +3301,7 @@
             </w:pPr>
             <w:r xmlns:w="http://schemas.openxmlformats.org/wordprocessingml/2006/main" xmlns:wp="http://schemas.openxmlformats.org/drawingml/2006/wordprocessingDrawing" xmlns:r="http://schemas.openxmlformats.org/officeDocument/2006/relationships" xmlns:w14="http://schemas.microsoft.com/office/word/2010/wordml">
               <w:rPr>
-                <w:rFonts w:ascii="Helvetica" w:hAnsi="Helvetica" w:eastAsia="Helvetica" w:cs="Helvetica"/>
+                <w:rFonts w:ascii="Arial" w:hAnsi="Arial" w:eastAsia="Arial" w:cs="Arial"/>
                 <w:i w:val="false"/>
                 <w:b w:val="false"/>
                 <w:u w:val="none"/>
@@ -3293,6 +3332,7 @@
           </w:tcPr>
           <w:p>
             <w:pPr>
+              <w:pStyle w:val="Normal"/>
               <w:jc w:val="left"/>
               <w:pBdr>
                 <w:bottom w:val="none" w:sz="0" w:space="0" w:color="000000"/>
@@ -3303,7 +3343,7 @@
               <w:spacing w:after="100" w:before="100" w:line="240"/>
               <w:ind w:left="100" w:right="100" w:firstLine="0" w:firstLineChars="0"/>
               <w:rPr>
-                <w:rFonts w:ascii="Helvetica" w:hAnsi="Helvetica" w:eastAsia="Helvetica" w:cs="Helvetica"/>
+                <w:rFonts w:ascii="Arial" w:hAnsi="Arial" w:eastAsia="Arial" w:cs="Arial"/>
                 <w:i w:val="false"/>
                 <w:b w:val="false"/>
                 <w:u w:val="none"/>
@@ -3314,7 +3354,7 @@
             </w:pPr>
             <w:r xmlns:w="http://schemas.openxmlformats.org/wordprocessingml/2006/main" xmlns:wp="http://schemas.openxmlformats.org/drawingml/2006/wordprocessingDrawing" xmlns:r="http://schemas.openxmlformats.org/officeDocument/2006/relationships" xmlns:w14="http://schemas.microsoft.com/office/word/2010/wordml">
               <w:rPr>
-                <w:rFonts w:ascii="Helvetica" w:hAnsi="Helvetica" w:eastAsia="Helvetica" w:cs="Helvetica"/>
+                <w:rFonts w:ascii="Arial" w:hAnsi="Arial" w:eastAsia="Arial" w:cs="Arial"/>
                 <w:i w:val="false"/>
                 <w:b w:val="false"/>
                 <w:u w:val="none"/>
@@ -3345,6 +3385,7 @@
           </w:tcPr>
           <w:p>
             <w:pPr>
+              <w:pStyle w:val="Normal"/>
               <w:jc w:val="left"/>
               <w:pBdr>
                 <w:bottom w:val="none" w:sz="0" w:space="0" w:color="000000"/>
@@ -3355,7 +3396,7 @@
               <w:spacing w:after="100" w:before="100" w:line="240"/>
               <w:ind w:left="100" w:right="100" w:firstLine="0" w:firstLineChars="0"/>
               <w:rPr>
-                <w:rFonts w:ascii="Helvetica" w:hAnsi="Helvetica" w:eastAsia="Helvetica" w:cs="Helvetica"/>
+                <w:rFonts w:ascii="Arial" w:hAnsi="Arial" w:eastAsia="Arial" w:cs="Arial"/>
                 <w:i w:val="false"/>
                 <w:b w:val="false"/>
                 <w:u w:val="none"/>
@@ -3366,7 +3407,7 @@
             </w:pPr>
             <w:r xmlns:w="http://schemas.openxmlformats.org/wordprocessingml/2006/main" xmlns:wp="http://schemas.openxmlformats.org/drawingml/2006/wordprocessingDrawing" xmlns:r="http://schemas.openxmlformats.org/officeDocument/2006/relationships" xmlns:w14="http://schemas.microsoft.com/office/word/2010/wordml">
               <w:rPr>
-                <w:rFonts w:ascii="Helvetica" w:hAnsi="Helvetica" w:eastAsia="Helvetica" w:cs="Helvetica"/>
+                <w:rFonts w:ascii="Arial" w:hAnsi="Arial" w:eastAsia="Arial" w:cs="Arial"/>
                 <w:i w:val="false"/>
                 <w:b w:val="false"/>
                 <w:u w:val="none"/>
@@ -3397,6 +3438,7 @@
           </w:tcPr>
           <w:p>
             <w:pPr>
+              <w:pStyle w:val="Normal"/>
               <w:jc w:val="left"/>
               <w:pBdr>
                 <w:bottom w:val="none" w:sz="0" w:space="0" w:color="000000"/>
@@ -3407,7 +3449,7 @@
               <w:spacing w:after="100" w:before="100" w:line="240"/>
               <w:ind w:left="100" w:right="100" w:firstLine="0" w:firstLineChars="0"/>
               <w:rPr>
-                <w:rFonts w:ascii="Helvetica" w:hAnsi="Helvetica" w:eastAsia="Helvetica" w:cs="Helvetica"/>
+                <w:rFonts w:ascii="Arial" w:hAnsi="Arial" w:eastAsia="Arial" w:cs="Arial"/>
                 <w:i w:val="false"/>
                 <w:b w:val="false"/>
                 <w:u w:val="none"/>
@@ -3418,7 +3460,7 @@
             </w:pPr>
             <w:r xmlns:w="http://schemas.openxmlformats.org/wordprocessingml/2006/main" xmlns:wp="http://schemas.openxmlformats.org/drawingml/2006/wordprocessingDrawing" xmlns:r="http://schemas.openxmlformats.org/officeDocument/2006/relationships" xmlns:w14="http://schemas.microsoft.com/office/word/2010/wordml">
               <w:rPr>
-                <w:rFonts w:ascii="Helvetica" w:hAnsi="Helvetica" w:eastAsia="Helvetica" w:cs="Helvetica"/>
+                <w:rFonts w:ascii="Arial" w:hAnsi="Arial" w:eastAsia="Arial" w:cs="Arial"/>
                 <w:i w:val="false"/>
                 <w:b w:val="false"/>
                 <w:u w:val="none"/>
@@ -3449,6 +3491,7 @@
           </w:tcPr>
           <w:p>
             <w:pPr>
+              <w:pStyle w:val="Normal"/>
               <w:jc w:val="left"/>
               <w:pBdr>
                 <w:bottom w:val="none" w:sz="0" w:space="0" w:color="000000"/>
@@ -3459,7 +3502,7 @@
               <w:spacing w:after="100" w:before="100" w:line="240"/>
               <w:ind w:left="100" w:right="100" w:firstLine="0" w:firstLineChars="0"/>
               <w:rPr>
-                <w:rFonts w:ascii="Helvetica" w:hAnsi="Helvetica" w:eastAsia="Helvetica" w:cs="Helvetica"/>
+                <w:rFonts w:ascii="Arial" w:hAnsi="Arial" w:eastAsia="Arial" w:cs="Arial"/>
                 <w:i w:val="false"/>
                 <w:b w:val="false"/>
                 <w:u w:val="none"/>
@@ -3470,7 +3513,7 @@
             </w:pPr>
             <w:r xmlns:w="http://schemas.openxmlformats.org/wordprocessingml/2006/main" xmlns:wp="http://schemas.openxmlformats.org/drawingml/2006/wordprocessingDrawing" xmlns:r="http://schemas.openxmlformats.org/officeDocument/2006/relationships" xmlns:w14="http://schemas.microsoft.com/office/word/2010/wordml">
               <w:rPr>
-                <w:rFonts w:ascii="Helvetica" w:hAnsi="Helvetica" w:eastAsia="Helvetica" w:cs="Helvetica"/>
+                <w:rFonts w:ascii="Arial" w:hAnsi="Arial" w:eastAsia="Arial" w:cs="Arial"/>
                 <w:i w:val="false"/>
                 <w:b w:val="false"/>
                 <w:u w:val="none"/>
@@ -3501,6 +3544,7 @@
           </w:tcPr>
           <w:p>
             <w:pPr>
+              <w:pStyle w:val="Normal"/>
               <w:jc w:val="left"/>
               <w:pBdr>
                 <w:bottom w:val="none" w:sz="0" w:space="0" w:color="000000"/>
@@ -3511,7 +3555,7 @@
               <w:spacing w:after="100" w:before="100" w:line="240"/>
               <w:ind w:left="100" w:right="100" w:firstLine="0" w:firstLineChars="0"/>
               <w:rPr>
-                <w:rFonts w:ascii="Helvetica" w:hAnsi="Helvetica" w:eastAsia="Helvetica" w:cs="Helvetica"/>
+                <w:rFonts w:ascii="Arial" w:hAnsi="Arial" w:eastAsia="Arial" w:cs="Arial"/>
                 <w:i w:val="false"/>
                 <w:b w:val="false"/>
                 <w:u w:val="none"/>
@@ -3522,7 +3566,7 @@
             </w:pPr>
             <w:r xmlns:w="http://schemas.openxmlformats.org/wordprocessingml/2006/main" xmlns:wp="http://schemas.openxmlformats.org/drawingml/2006/wordprocessingDrawing" xmlns:r="http://schemas.openxmlformats.org/officeDocument/2006/relationships" xmlns:w14="http://schemas.microsoft.com/office/word/2010/wordml">
               <w:rPr>
-                <w:rFonts w:ascii="Helvetica" w:hAnsi="Helvetica" w:eastAsia="Helvetica" w:cs="Helvetica"/>
+                <w:rFonts w:ascii="Arial" w:hAnsi="Arial" w:eastAsia="Arial" w:cs="Arial"/>
                 <w:i w:val="false"/>
                 <w:b w:val="false"/>
                 <w:u w:val="none"/>
@@ -3553,6 +3597,7 @@
           </w:tcPr>
           <w:p>
             <w:pPr>
+              <w:pStyle w:val="Normal"/>
               <w:jc w:val="left"/>
               <w:pBdr>
                 <w:bottom w:val="none" w:sz="0" w:space="0" w:color="000000"/>
@@ -3563,7 +3608,7 @@
               <w:spacing w:after="100" w:before="100" w:line="240"/>
               <w:ind w:left="100" w:right="100" w:firstLine="0" w:firstLineChars="0"/>
               <w:rPr>
-                <w:rFonts w:ascii="Helvetica" w:hAnsi="Helvetica" w:eastAsia="Helvetica" w:cs="Helvetica"/>
+                <w:rFonts w:ascii="Arial" w:hAnsi="Arial" w:eastAsia="Arial" w:cs="Arial"/>
                 <w:i w:val="false"/>
                 <w:b w:val="false"/>
                 <w:u w:val="none"/>
@@ -3574,7 +3619,7 @@
             </w:pPr>
             <w:r xmlns:w="http://schemas.openxmlformats.org/wordprocessingml/2006/main" xmlns:wp="http://schemas.openxmlformats.org/drawingml/2006/wordprocessingDrawing" xmlns:r="http://schemas.openxmlformats.org/officeDocument/2006/relationships" xmlns:w14="http://schemas.microsoft.com/office/word/2010/wordml">
               <w:rPr>
-                <w:rFonts w:ascii="Helvetica" w:hAnsi="Helvetica" w:eastAsia="Helvetica" w:cs="Helvetica"/>
+                <w:rFonts w:ascii="Arial" w:hAnsi="Arial" w:eastAsia="Arial" w:cs="Arial"/>
                 <w:i w:val="false"/>
                 <w:b w:val="false"/>
                 <w:u w:val="none"/>
@@ -3612,6 +3657,7 @@
           </w:tcPr>
           <w:p>
             <w:pPr>
+              <w:pStyle w:val="Normal"/>
               <w:jc w:val="left"/>
               <w:pBdr>
                 <w:bottom w:val="none" w:sz="0" w:space="0" w:color="000000"/>
@@ -3622,7 +3668,7 @@
               <w:spacing w:after="100" w:before="100" w:line="240"/>
               <w:ind w:left="100" w:right="100" w:firstLine="0" w:firstLineChars="0"/>
               <w:rPr>
-                <w:rFonts w:ascii="Helvetica" w:hAnsi="Helvetica" w:eastAsia="Helvetica" w:cs="Helvetica"/>
+                <w:rFonts w:ascii="Arial" w:hAnsi="Arial" w:eastAsia="Arial" w:cs="Arial"/>
                 <w:i w:val="false"/>
                 <w:b w:val="false"/>
                 <w:u w:val="none"/>
@@ -3652,6 +3698,7 @@
           </w:tcPr>
           <w:p>
             <w:pPr>
+              <w:pStyle w:val="Normal"/>
               <w:jc w:val="left"/>
               <w:pBdr>
                 <w:bottom w:val="none" w:sz="0" w:space="0" w:color="000000"/>
@@ -3662,7 +3709,7 @@
               <w:spacing w:after="100" w:before="100" w:line="240"/>
               <w:ind w:left="100" w:right="100" w:firstLine="0" w:firstLineChars="0"/>
               <w:rPr>
-                <w:rFonts w:ascii="Helvetica" w:hAnsi="Helvetica" w:eastAsia="Helvetica" w:cs="Helvetica"/>
+                <w:rFonts w:ascii="Arial" w:hAnsi="Arial" w:eastAsia="Arial" w:cs="Arial"/>
                 <w:i w:val="false"/>
                 <w:b w:val="false"/>
                 <w:u w:val="none"/>
@@ -3673,7 +3720,7 @@
             </w:pPr>
             <w:r xmlns:w="http://schemas.openxmlformats.org/wordprocessingml/2006/main" xmlns:wp="http://schemas.openxmlformats.org/drawingml/2006/wordprocessingDrawing" xmlns:r="http://schemas.openxmlformats.org/officeDocument/2006/relationships" xmlns:w14="http://schemas.microsoft.com/office/word/2010/wordml">
               <w:rPr>
-                <w:rFonts w:ascii="Helvetica" w:hAnsi="Helvetica" w:eastAsia="Helvetica" w:cs="Helvetica"/>
+                <w:rFonts w:ascii="Arial" w:hAnsi="Arial" w:eastAsia="Arial" w:cs="Arial"/>
                 <w:i w:val="false"/>
                 <w:b w:val="false"/>
                 <w:u w:val="none"/>
@@ -3704,6 +3751,7 @@
           </w:tcPr>
           <w:p>
             <w:pPr>
+              <w:pStyle w:val="Normal"/>
               <w:jc w:val="left"/>
               <w:pBdr>
                 <w:bottom w:val="none" w:sz="0" w:space="0" w:color="000000"/>
@@ -3714,7 +3762,7 @@
               <w:spacing w:after="100" w:before="100" w:line="240"/>
               <w:ind w:left="100" w:right="100" w:firstLine="0" w:firstLineChars="0"/>
               <w:rPr>
-                <w:rFonts w:ascii="Helvetica" w:hAnsi="Helvetica" w:eastAsia="Helvetica" w:cs="Helvetica"/>
+                <w:rFonts w:ascii="Arial" w:hAnsi="Arial" w:eastAsia="Arial" w:cs="Arial"/>
                 <w:i w:val="false"/>
                 <w:b w:val="false"/>
                 <w:u w:val="none"/>
@@ -3725,7 +3773,7 @@
             </w:pPr>
             <w:r xmlns:w="http://schemas.openxmlformats.org/wordprocessingml/2006/main" xmlns:wp="http://schemas.openxmlformats.org/drawingml/2006/wordprocessingDrawing" xmlns:r="http://schemas.openxmlformats.org/officeDocument/2006/relationships" xmlns:w14="http://schemas.microsoft.com/office/word/2010/wordml">
               <w:rPr>
-                <w:rFonts w:ascii="Helvetica" w:hAnsi="Helvetica" w:eastAsia="Helvetica" w:cs="Helvetica"/>
+                <w:rFonts w:ascii="Arial" w:hAnsi="Arial" w:eastAsia="Arial" w:cs="Arial"/>
                 <w:i w:val="false"/>
                 <w:b w:val="false"/>
                 <w:u w:val="none"/>
@@ -3756,6 +3804,7 @@
           </w:tcPr>
           <w:p>
             <w:pPr>
+              <w:pStyle w:val="Normal"/>
               <w:jc w:val="left"/>
               <w:pBdr>
                 <w:bottom w:val="none" w:sz="0" w:space="0" w:color="000000"/>
@@ -3766,7 +3815,7 @@
               <w:spacing w:after="100" w:before="100" w:line="240"/>
               <w:ind w:left="100" w:right="100" w:firstLine="0" w:firstLineChars="0"/>
               <w:rPr>
-                <w:rFonts w:ascii="Helvetica" w:hAnsi="Helvetica" w:eastAsia="Helvetica" w:cs="Helvetica"/>
+                <w:rFonts w:ascii="Arial" w:hAnsi="Arial" w:eastAsia="Arial" w:cs="Arial"/>
                 <w:i w:val="false"/>
                 <w:b w:val="false"/>
                 <w:u w:val="none"/>
@@ -3777,7 +3826,7 @@
             </w:pPr>
             <w:r xmlns:w="http://schemas.openxmlformats.org/wordprocessingml/2006/main" xmlns:wp="http://schemas.openxmlformats.org/drawingml/2006/wordprocessingDrawing" xmlns:r="http://schemas.openxmlformats.org/officeDocument/2006/relationships" xmlns:w14="http://schemas.microsoft.com/office/word/2010/wordml">
               <w:rPr>
-                <w:rFonts w:ascii="Helvetica" w:hAnsi="Helvetica" w:eastAsia="Helvetica" w:cs="Helvetica"/>
+                <w:rFonts w:ascii="Arial" w:hAnsi="Arial" w:eastAsia="Arial" w:cs="Arial"/>
                 <w:i w:val="false"/>
                 <w:b w:val="false"/>
                 <w:u w:val="none"/>
@@ -3808,6 +3857,7 @@
           </w:tcPr>
           <w:p>
             <w:pPr>
+              <w:pStyle w:val="Normal"/>
               <w:jc w:val="left"/>
               <w:pBdr>
                 <w:bottom w:val="none" w:sz="0" w:space="0" w:color="000000"/>
@@ -3818,7 +3868,7 @@
               <w:spacing w:after="100" w:before="100" w:line="240"/>
               <w:ind w:left="100" w:right="100" w:firstLine="0" w:firstLineChars="0"/>
               <w:rPr>
-                <w:rFonts w:ascii="Helvetica" w:hAnsi="Helvetica" w:eastAsia="Helvetica" w:cs="Helvetica"/>
+                <w:rFonts w:ascii="Arial" w:hAnsi="Arial" w:eastAsia="Arial" w:cs="Arial"/>
                 <w:i w:val="false"/>
                 <w:b w:val="false"/>
                 <w:u w:val="none"/>
@@ -3829,7 +3879,7 @@
             </w:pPr>
             <w:r xmlns:w="http://schemas.openxmlformats.org/wordprocessingml/2006/main" xmlns:wp="http://schemas.openxmlformats.org/drawingml/2006/wordprocessingDrawing" xmlns:r="http://schemas.openxmlformats.org/officeDocument/2006/relationships" xmlns:w14="http://schemas.microsoft.com/office/word/2010/wordml">
               <w:rPr>
-                <w:rFonts w:ascii="Helvetica" w:hAnsi="Helvetica" w:eastAsia="Helvetica" w:cs="Helvetica"/>
+                <w:rFonts w:ascii="Arial" w:hAnsi="Arial" w:eastAsia="Arial" w:cs="Arial"/>
                 <w:i w:val="false"/>
                 <w:b w:val="false"/>
                 <w:u w:val="none"/>
@@ -3860,6 +3910,7 @@
           </w:tcPr>
           <w:p>
             <w:pPr>
+              <w:pStyle w:val="Normal"/>
               <w:jc w:val="left"/>
               <w:pBdr>
                 <w:bottom w:val="none" w:sz="0" w:space="0" w:color="000000"/>
@@ -3870,7 +3921,7 @@
               <w:spacing w:after="100" w:before="100" w:line="240"/>
               <w:ind w:left="100" w:right="100" w:firstLine="0" w:firstLineChars="0"/>
               <w:rPr>
-                <w:rFonts w:ascii="Helvetica" w:hAnsi="Helvetica" w:eastAsia="Helvetica" w:cs="Helvetica"/>
+                <w:rFonts w:ascii="Arial" w:hAnsi="Arial" w:eastAsia="Arial" w:cs="Arial"/>
                 <w:i w:val="false"/>
                 <w:b w:val="false"/>
                 <w:u w:val="none"/>
@@ -3881,7 +3932,7 @@
             </w:pPr>
             <w:r xmlns:w="http://schemas.openxmlformats.org/wordprocessingml/2006/main" xmlns:wp="http://schemas.openxmlformats.org/drawingml/2006/wordprocessingDrawing" xmlns:r="http://schemas.openxmlformats.org/officeDocument/2006/relationships" xmlns:w14="http://schemas.microsoft.com/office/word/2010/wordml">
               <w:rPr>
-                <w:rFonts w:ascii="Helvetica" w:hAnsi="Helvetica" w:eastAsia="Helvetica" w:cs="Helvetica"/>
+                <w:rFonts w:ascii="Arial" w:hAnsi="Arial" w:eastAsia="Arial" w:cs="Arial"/>
                 <w:i w:val="false"/>
                 <w:b w:val="false"/>
                 <w:u w:val="none"/>
@@ -3912,6 +3963,7 @@
           </w:tcPr>
           <w:p>
             <w:pPr>
+              <w:pStyle w:val="Normal"/>
               <w:jc w:val="left"/>
               <w:pBdr>
                 <w:bottom w:val="none" w:sz="0" w:space="0" w:color="000000"/>
@@ -3922,7 +3974,7 @@
               <w:spacing w:after="100" w:before="100" w:line="240"/>
               <w:ind w:left="100" w:right="100" w:firstLine="0" w:firstLineChars="0"/>
               <w:rPr>
-                <w:rFonts w:ascii="Helvetica" w:hAnsi="Helvetica" w:eastAsia="Helvetica" w:cs="Helvetica"/>
+                <w:rFonts w:ascii="Arial" w:hAnsi="Arial" w:eastAsia="Arial" w:cs="Arial"/>
                 <w:i w:val="false"/>
                 <w:b w:val="false"/>
                 <w:u w:val="none"/>
@@ -3933,7 +3985,7 @@
             </w:pPr>
             <w:r xmlns:w="http://schemas.openxmlformats.org/wordprocessingml/2006/main" xmlns:wp="http://schemas.openxmlformats.org/drawingml/2006/wordprocessingDrawing" xmlns:r="http://schemas.openxmlformats.org/officeDocument/2006/relationships" xmlns:w14="http://schemas.microsoft.com/office/word/2010/wordml">
               <w:rPr>
-                <w:rFonts w:ascii="Helvetica" w:hAnsi="Helvetica" w:eastAsia="Helvetica" w:cs="Helvetica"/>
+                <w:rFonts w:ascii="Arial" w:hAnsi="Arial" w:eastAsia="Arial" w:cs="Arial"/>
                 <w:i w:val="false"/>
                 <w:b w:val="false"/>
                 <w:u w:val="none"/>
@@ -3964,6 +4016,7 @@
           </w:tcPr>
           <w:p>
             <w:pPr>
+              <w:pStyle w:val="Normal"/>
               <w:jc w:val="left"/>
               <w:pBdr>
                 <w:bottom w:val="none" w:sz="0" w:space="0" w:color="000000"/>
@@ -3974,7 +4027,7 @@
               <w:spacing w:after="100" w:before="100" w:line="240"/>
               <w:ind w:left="100" w:right="100" w:firstLine="0" w:firstLineChars="0"/>
               <w:rPr>
-                <w:rFonts w:ascii="Helvetica" w:hAnsi="Helvetica" w:eastAsia="Helvetica" w:cs="Helvetica"/>
+                <w:rFonts w:ascii="Arial" w:hAnsi="Arial" w:eastAsia="Arial" w:cs="Arial"/>
                 <w:i w:val="false"/>
                 <w:b w:val="false"/>
                 <w:u w:val="none"/>
@@ -3985,7 +4038,7 @@
             </w:pPr>
             <w:r xmlns:w="http://schemas.openxmlformats.org/wordprocessingml/2006/main" xmlns:wp="http://schemas.openxmlformats.org/drawingml/2006/wordprocessingDrawing" xmlns:r="http://schemas.openxmlformats.org/officeDocument/2006/relationships" xmlns:w14="http://schemas.microsoft.com/office/word/2010/wordml">
               <w:rPr>
-                <w:rFonts w:ascii="Helvetica" w:hAnsi="Helvetica" w:eastAsia="Helvetica" w:cs="Helvetica"/>
+                <w:rFonts w:ascii="Arial" w:hAnsi="Arial" w:eastAsia="Arial" w:cs="Arial"/>
                 <w:i w:val="false"/>
                 <w:b w:val="false"/>
                 <w:u w:val="none"/>
@@ -4016,6 +4069,7 @@
           </w:tcPr>
           <w:p>
             <w:pPr>
+              <w:pStyle w:val="Normal"/>
               <w:jc w:val="left"/>
               <w:pBdr>
                 <w:bottom w:val="none" w:sz="0" w:space="0" w:color="000000"/>
@@ -4026,7 +4080,7 @@
               <w:spacing w:after="100" w:before="100" w:line="240"/>
               <w:ind w:left="100" w:right="100" w:firstLine="0" w:firstLineChars="0"/>
               <w:rPr>
-                <w:rFonts w:ascii="Helvetica" w:hAnsi="Helvetica" w:eastAsia="Helvetica" w:cs="Helvetica"/>
+                <w:rFonts w:ascii="Arial" w:hAnsi="Arial" w:eastAsia="Arial" w:cs="Arial"/>
                 <w:i w:val="false"/>
                 <w:b w:val="false"/>
                 <w:u w:val="none"/>
@@ -4037,7 +4091,7 @@
             </w:pPr>
             <w:r xmlns:w="http://schemas.openxmlformats.org/wordprocessingml/2006/main" xmlns:wp="http://schemas.openxmlformats.org/drawingml/2006/wordprocessingDrawing" xmlns:r="http://schemas.openxmlformats.org/officeDocument/2006/relationships" xmlns:w14="http://schemas.microsoft.com/office/word/2010/wordml">
               <w:rPr>
-                <w:rFonts w:ascii="Helvetica" w:hAnsi="Helvetica" w:eastAsia="Helvetica" w:cs="Helvetica"/>
+                <w:rFonts w:ascii="Arial" w:hAnsi="Arial" w:eastAsia="Arial" w:cs="Arial"/>
                 <w:i w:val="false"/>
                 <w:b w:val="false"/>
                 <w:u w:val="none"/>
@@ -4075,6 +4129,7 @@
           </w:tcPr>
           <w:p>
             <w:pPr>
+              <w:pStyle w:val="Normal"/>
               <w:jc w:val="left"/>
               <w:pBdr>
                 <w:bottom w:val="none" w:sz="0" w:space="0" w:color="000000"/>
@@ -4085,7 +4140,7 @@
               <w:spacing w:after="100" w:before="100" w:line="240"/>
               <w:ind w:left="100" w:right="100" w:firstLine="0" w:firstLineChars="0"/>
               <w:rPr>
-                <w:rFonts w:ascii="Helvetica" w:hAnsi="Helvetica" w:eastAsia="Helvetica" w:cs="Helvetica"/>
+                <w:rFonts w:ascii="Arial" w:hAnsi="Arial" w:eastAsia="Arial" w:cs="Arial"/>
                 <w:i w:val="false"/>
                 <w:b w:val="false"/>
                 <w:u w:val="none"/>
@@ -4115,6 +4170,7 @@
           </w:tcPr>
           <w:p>
             <w:pPr>
+              <w:pStyle w:val="Normal"/>
               <w:jc w:val="left"/>
               <w:pBdr>
                 <w:bottom w:val="none" w:sz="0" w:space="0" w:color="000000"/>
@@ -4125,7 +4181,7 @@
               <w:spacing w:after="100" w:before="100" w:line="240"/>
               <w:ind w:left="100" w:right="100" w:firstLine="0" w:firstLineChars="0"/>
               <w:rPr>
-                <w:rFonts w:ascii="Helvetica" w:hAnsi="Helvetica" w:eastAsia="Helvetica" w:cs="Helvetica"/>
+                <w:rFonts w:ascii="Arial" w:hAnsi="Arial" w:eastAsia="Arial" w:cs="Arial"/>
                 <w:i w:val="false"/>
                 <w:b w:val="false"/>
                 <w:u w:val="none"/>
@@ -4136,7 +4192,7 @@
             </w:pPr>
             <w:r xmlns:w="http://schemas.openxmlformats.org/wordprocessingml/2006/main" xmlns:wp="http://schemas.openxmlformats.org/drawingml/2006/wordprocessingDrawing" xmlns:r="http://schemas.openxmlformats.org/officeDocument/2006/relationships" xmlns:w14="http://schemas.microsoft.com/office/word/2010/wordml">
               <w:rPr>
-                <w:rFonts w:ascii="Helvetica" w:hAnsi="Helvetica" w:eastAsia="Helvetica" w:cs="Helvetica"/>
+                <w:rFonts w:ascii="Arial" w:hAnsi="Arial" w:eastAsia="Arial" w:cs="Arial"/>
                 <w:i w:val="false"/>
                 <w:b w:val="false"/>
                 <w:u w:val="none"/>
@@ -4167,6 +4223,7 @@
           </w:tcPr>
           <w:p>
             <w:pPr>
+              <w:pStyle w:val="Normal"/>
               <w:jc w:val="left"/>
               <w:pBdr>
                 <w:bottom w:val="none" w:sz="0" w:space="0" w:color="000000"/>
@@ -4177,7 +4234,7 @@
               <w:spacing w:after="100" w:before="100" w:line="240"/>
               <w:ind w:left="100" w:right="100" w:firstLine="0" w:firstLineChars="0"/>
               <w:rPr>
-                <w:rFonts w:ascii="Helvetica" w:hAnsi="Helvetica" w:eastAsia="Helvetica" w:cs="Helvetica"/>
+                <w:rFonts w:ascii="Arial" w:hAnsi="Arial" w:eastAsia="Arial" w:cs="Arial"/>
                 <w:i w:val="false"/>
                 <w:b w:val="false"/>
                 <w:u w:val="none"/>
@@ -4188,7 +4245,7 @@
             </w:pPr>
             <w:r xmlns:w="http://schemas.openxmlformats.org/wordprocessingml/2006/main" xmlns:wp="http://schemas.openxmlformats.org/drawingml/2006/wordprocessingDrawing" xmlns:r="http://schemas.openxmlformats.org/officeDocument/2006/relationships" xmlns:w14="http://schemas.microsoft.com/office/word/2010/wordml">
               <w:rPr>
-                <w:rFonts w:ascii="Helvetica" w:hAnsi="Helvetica" w:eastAsia="Helvetica" w:cs="Helvetica"/>
+                <w:rFonts w:ascii="Arial" w:hAnsi="Arial" w:eastAsia="Arial" w:cs="Arial"/>
                 <w:i w:val="false"/>
                 <w:b w:val="false"/>
                 <w:u w:val="none"/>
@@ -4219,6 +4276,7 @@
           </w:tcPr>
           <w:p>
             <w:pPr>
+              <w:pStyle w:val="Normal"/>
               <w:jc w:val="left"/>
               <w:pBdr>
                 <w:bottom w:val="none" w:sz="0" w:space="0" w:color="000000"/>
@@ -4229,7 +4287,7 @@
               <w:spacing w:after="100" w:before="100" w:line="240"/>
               <w:ind w:left="100" w:right="100" w:firstLine="0" w:firstLineChars="0"/>
               <w:rPr>
-                <w:rFonts w:ascii="Helvetica" w:hAnsi="Helvetica" w:eastAsia="Helvetica" w:cs="Helvetica"/>
+                <w:rFonts w:ascii="Arial" w:hAnsi="Arial" w:eastAsia="Arial" w:cs="Arial"/>
                 <w:i w:val="false"/>
                 <w:b w:val="false"/>
                 <w:u w:val="none"/>
@@ -4240,7 +4298,7 @@
             </w:pPr>
             <w:r xmlns:w="http://schemas.openxmlformats.org/wordprocessingml/2006/main" xmlns:wp="http://schemas.openxmlformats.org/drawingml/2006/wordprocessingDrawing" xmlns:r="http://schemas.openxmlformats.org/officeDocument/2006/relationships" xmlns:w14="http://schemas.microsoft.com/office/word/2010/wordml">
               <w:rPr>
-                <w:rFonts w:ascii="Helvetica" w:hAnsi="Helvetica" w:eastAsia="Helvetica" w:cs="Helvetica"/>
+                <w:rFonts w:ascii="Arial" w:hAnsi="Arial" w:eastAsia="Arial" w:cs="Arial"/>
                 <w:i w:val="false"/>
                 <w:b w:val="false"/>
                 <w:u w:val="none"/>
@@ -4271,6 +4329,7 @@
           </w:tcPr>
           <w:p>
             <w:pPr>
+              <w:pStyle w:val="Normal"/>
               <w:jc w:val="left"/>
               <w:pBdr>
                 <w:bottom w:val="none" w:sz="0" w:space="0" w:color="000000"/>
@@ -4281,7 +4340,7 @@
               <w:spacing w:after="100" w:before="100" w:line="240"/>
               <w:ind w:left="100" w:right="100" w:firstLine="0" w:firstLineChars="0"/>
               <w:rPr>
-                <w:rFonts w:ascii="Helvetica" w:hAnsi="Helvetica" w:eastAsia="Helvetica" w:cs="Helvetica"/>
+                <w:rFonts w:ascii="Arial" w:hAnsi="Arial" w:eastAsia="Arial" w:cs="Arial"/>
                 <w:i w:val="false"/>
                 <w:b w:val="false"/>
                 <w:u w:val="none"/>
@@ -4292,7 +4351,7 @@
             </w:pPr>
             <w:r xmlns:w="http://schemas.openxmlformats.org/wordprocessingml/2006/main" xmlns:wp="http://schemas.openxmlformats.org/drawingml/2006/wordprocessingDrawing" xmlns:r="http://schemas.openxmlformats.org/officeDocument/2006/relationships" xmlns:w14="http://schemas.microsoft.com/office/word/2010/wordml">
               <w:rPr>
-                <w:rFonts w:ascii="Helvetica" w:hAnsi="Helvetica" w:eastAsia="Helvetica" w:cs="Helvetica"/>
+                <w:rFonts w:ascii="Arial" w:hAnsi="Arial" w:eastAsia="Arial" w:cs="Arial"/>
                 <w:i w:val="false"/>
                 <w:b w:val="false"/>
                 <w:u w:val="none"/>
@@ -4323,6 +4382,7 @@
           </w:tcPr>
           <w:p>
             <w:pPr>
+              <w:pStyle w:val="Normal"/>
               <w:jc w:val="left"/>
               <w:pBdr>
                 <w:bottom w:val="none" w:sz="0" w:space="0" w:color="000000"/>
@@ -4333,7 +4393,7 @@
               <w:spacing w:after="100" w:before="100" w:line="240"/>
               <w:ind w:left="100" w:right="100" w:firstLine="0" w:firstLineChars="0"/>
               <w:rPr>
-                <w:rFonts w:ascii="Helvetica" w:hAnsi="Helvetica" w:eastAsia="Helvetica" w:cs="Helvetica"/>
+                <w:rFonts w:ascii="Arial" w:hAnsi="Arial" w:eastAsia="Arial" w:cs="Arial"/>
                 <w:i w:val="false"/>
                 <w:b w:val="false"/>
                 <w:u w:val="none"/>
@@ -4344,7 +4404,7 @@
             </w:pPr>
             <w:r xmlns:w="http://schemas.openxmlformats.org/wordprocessingml/2006/main" xmlns:wp="http://schemas.openxmlformats.org/drawingml/2006/wordprocessingDrawing" xmlns:r="http://schemas.openxmlformats.org/officeDocument/2006/relationships" xmlns:w14="http://schemas.microsoft.com/office/word/2010/wordml">
               <w:rPr>
-                <w:rFonts w:ascii="Helvetica" w:hAnsi="Helvetica" w:eastAsia="Helvetica" w:cs="Helvetica"/>
+                <w:rFonts w:ascii="Arial" w:hAnsi="Arial" w:eastAsia="Arial" w:cs="Arial"/>
                 <w:i w:val="false"/>
                 <w:b w:val="false"/>
                 <w:u w:val="none"/>
@@ -4375,6 +4435,7 @@
           </w:tcPr>
           <w:p>
             <w:pPr>
+              <w:pStyle w:val="Normal"/>
               <w:jc w:val="left"/>
               <w:pBdr>
                 <w:bottom w:val="none" w:sz="0" w:space="0" w:color="000000"/>
@@ -4385,7 +4446,7 @@
               <w:spacing w:after="100" w:before="100" w:line="240"/>
               <w:ind w:left="100" w:right="100" w:firstLine="0" w:firstLineChars="0"/>
               <w:rPr>
-                <w:rFonts w:ascii="Helvetica" w:hAnsi="Helvetica" w:eastAsia="Helvetica" w:cs="Helvetica"/>
+                <w:rFonts w:ascii="Arial" w:hAnsi="Arial" w:eastAsia="Arial" w:cs="Arial"/>
                 <w:i w:val="false"/>
                 <w:b w:val="false"/>
                 <w:u w:val="none"/>
@@ -4396,7 +4457,7 @@
             </w:pPr>
             <w:r xmlns:w="http://schemas.openxmlformats.org/wordprocessingml/2006/main" xmlns:wp="http://schemas.openxmlformats.org/drawingml/2006/wordprocessingDrawing" xmlns:r="http://schemas.openxmlformats.org/officeDocument/2006/relationships" xmlns:w14="http://schemas.microsoft.com/office/word/2010/wordml">
               <w:rPr>
-                <w:rFonts w:ascii="Helvetica" w:hAnsi="Helvetica" w:eastAsia="Helvetica" w:cs="Helvetica"/>
+                <w:rFonts w:ascii="Arial" w:hAnsi="Arial" w:eastAsia="Arial" w:cs="Arial"/>
                 <w:i w:val="false"/>
                 <w:b w:val="false"/>
                 <w:u w:val="none"/>
@@ -4427,6 +4488,7 @@
           </w:tcPr>
           <w:p>
             <w:pPr>
+              <w:pStyle w:val="Normal"/>
               <w:jc w:val="left"/>
               <w:pBdr>
                 <w:bottom w:val="none" w:sz="0" w:space="0" w:color="000000"/>
@@ -4437,7 +4499,7 @@
               <w:spacing w:after="100" w:before="100" w:line="240"/>
               <w:ind w:left="100" w:right="100" w:firstLine="0" w:firstLineChars="0"/>
               <w:rPr>
-                <w:rFonts w:ascii="Helvetica" w:hAnsi="Helvetica" w:eastAsia="Helvetica" w:cs="Helvetica"/>
+                <w:rFonts w:ascii="Arial" w:hAnsi="Arial" w:eastAsia="Arial" w:cs="Arial"/>
                 <w:i w:val="false"/>
                 <w:b w:val="false"/>
                 <w:u w:val="none"/>
@@ -4448,7 +4510,7 @@
             </w:pPr>
             <w:r xmlns:w="http://schemas.openxmlformats.org/wordprocessingml/2006/main" xmlns:wp="http://schemas.openxmlformats.org/drawingml/2006/wordprocessingDrawing" xmlns:r="http://schemas.openxmlformats.org/officeDocument/2006/relationships" xmlns:w14="http://schemas.microsoft.com/office/word/2010/wordml">
               <w:rPr>
-                <w:rFonts w:ascii="Helvetica" w:hAnsi="Helvetica" w:eastAsia="Helvetica" w:cs="Helvetica"/>
+                <w:rFonts w:ascii="Arial" w:hAnsi="Arial" w:eastAsia="Arial" w:cs="Arial"/>
                 <w:i w:val="false"/>
                 <w:b w:val="false"/>
                 <w:u w:val="none"/>
@@ -4479,6 +4541,7 @@
           </w:tcPr>
           <w:p>
             <w:pPr>
+              <w:pStyle w:val="Normal"/>
               <w:jc w:val="left"/>
               <w:pBdr>
                 <w:bottom w:val="none" w:sz="0" w:space="0" w:color="000000"/>
@@ -4489,7 +4552,7 @@
               <w:spacing w:after="100" w:before="100" w:line="240"/>
               <w:ind w:left="100" w:right="100" w:firstLine="0" w:firstLineChars="0"/>
               <w:rPr>
-                <w:rFonts w:ascii="Helvetica" w:hAnsi="Helvetica" w:eastAsia="Helvetica" w:cs="Helvetica"/>
+                <w:rFonts w:ascii="Arial" w:hAnsi="Arial" w:eastAsia="Arial" w:cs="Arial"/>
                 <w:i w:val="false"/>
                 <w:b w:val="false"/>
                 <w:u w:val="none"/>
@@ -4500,7 +4563,7 @@
             </w:pPr>
             <w:r xmlns:w="http://schemas.openxmlformats.org/wordprocessingml/2006/main" xmlns:wp="http://schemas.openxmlformats.org/drawingml/2006/wordprocessingDrawing" xmlns:r="http://schemas.openxmlformats.org/officeDocument/2006/relationships" xmlns:w14="http://schemas.microsoft.com/office/word/2010/wordml">
               <w:rPr>
-                <w:rFonts w:ascii="Helvetica" w:hAnsi="Helvetica" w:eastAsia="Helvetica" w:cs="Helvetica"/>
+                <w:rFonts w:ascii="Arial" w:hAnsi="Arial" w:eastAsia="Arial" w:cs="Arial"/>
                 <w:i w:val="false"/>
                 <w:b w:val="false"/>
                 <w:u w:val="none"/>
@@ -4538,6 +4601,7 @@
           </w:tcPr>
           <w:p>
             <w:pPr>
+              <w:pStyle w:val="Normal"/>
               <w:jc w:val="left"/>
               <w:pBdr>
                 <w:bottom w:val="none" w:sz="0" w:space="0" w:color="000000"/>
@@ -4548,7 +4612,7 @@
               <w:spacing w:after="100" w:before="100" w:line="240"/>
               <w:ind w:left="100" w:right="100" w:firstLine="0" w:firstLineChars="0"/>
               <w:rPr>
-                <w:rFonts w:ascii="Helvetica" w:hAnsi="Helvetica" w:eastAsia="Helvetica" w:cs="Helvetica"/>
+                <w:rFonts w:ascii="Arial" w:hAnsi="Arial" w:eastAsia="Arial" w:cs="Arial"/>
                 <w:i w:val="true"/>
                 <w:b w:val="false"/>
                 <w:u w:val="none"/>
@@ -4559,7 +4623,7 @@
             </w:pPr>
             <w:r xmlns:w="http://schemas.openxmlformats.org/wordprocessingml/2006/main" xmlns:wp="http://schemas.openxmlformats.org/drawingml/2006/wordprocessingDrawing" xmlns:r="http://schemas.openxmlformats.org/officeDocument/2006/relationships" xmlns:w14="http://schemas.microsoft.com/office/word/2010/wordml">
               <w:rPr>
-                <w:rFonts w:ascii="Helvetica" w:hAnsi="Helvetica" w:eastAsia="Helvetica" w:cs="Helvetica"/>
+                <w:rFonts w:ascii="Arial" w:hAnsi="Arial" w:eastAsia="Arial" w:cs="Arial"/>
                 <w:i w:val="true"/>
                 <w:b w:val="false"/>
                 <w:u w:val="none"/>
@@ -4573,8 +4637,8 @@
         </w:tc>
       </w:tr>
     </w:tbl>
-    <w:bookmarkEnd w:id="29"/>
-    <w:bookmarkStart w:id="33" w:name="exploratory-analysis"/>
+    <w:bookmarkEnd w:id="28"/>
+    <w:bookmarkStart w:id="35" w:name="exploratory-analysis"/>
     <w:p>
       <w:pPr>
         <w:pStyle w:val="berschrift2"/>
@@ -4607,7 +4671,7 @@
         <w:t xml:space="preserve">??</w:t>
       </w:r>
       <w:r>
-        <w:t xml:space="preserve">. both success and failure observations, the estimate of true conditional probability was significantly positive and close to 1 (Success:</w:t>
+        <w:t xml:space="preserve">, for both success and failure observations the regression estimate of true conditional probability was significantly positive and close to 1 (Success:</w:t>
       </w:r>
       <w:r>
         <w:t xml:space="preserve"> </w:t>
@@ -4647,18 +4711,18 @@
           <wp:inline>
             <wp:extent cx="5969000" cy="3686568"/>
             <wp:effectExtent b="0" l="0" r="0" t="0"/>
-            <wp:docPr descr="Figure 3: Estimated Conditional Probability versus True Conditional Probability. Each data point is a pair of two questions. All variables are scaled. The red line represents the optimal prediction while the dark line represents the fit of the linear models." title="" id="31" name="Picture"/>
+            <wp:docPr descr="Figure 3: Estimated Conditional Probability versus True Conditional Probability. Each data point is a pair of two questions. All variables are scaled. The red line represents the optimal prediction while the dark line represents the fit of the linear models." title="" id="30" name="Picture"/>
             <a:graphic>
               <a:graphicData uri="http://schemas.openxmlformats.org/drawingml/2006/picture">
                 <pic:pic>
                   <pic:nvPicPr>
-                    <pic:cNvPr descr="figures/S1-fig-behav-2-1.png" id="32" name="Picture"/>
+                    <pic:cNvPr descr="figures/S1-fig-behav-2-1.png" id="31" name="Picture"/>
                     <pic:cNvPicPr>
                       <a:picLocks noChangeArrowheads="1" noChangeAspect="1"/>
                     </pic:cNvPicPr>
                   </pic:nvPicPr>
                   <pic:blipFill>
-                    <a:blip r:embed="rId30"/>
+                    <a:blip r:embed="rId29"/>
                     <a:stretch>
                       <a:fillRect/>
                     </a:stretch>
@@ -4843,10 +4907,57 @@
         <w:t xml:space="preserve">= 80.86 ± 19.80; t(216) = -10.84, p &lt; .001, paired t-test). The Bayesian model was the best model for 72% of participants whereas the Heuristic 1 accounted for 6% and the Heuristic 2 accounted for 21%.</w:t>
       </w:r>
     </w:p>
-    <w:bookmarkEnd w:id="33"/>
+    <w:p>
+      <w:pPr>
+        <w:pStyle w:val="Textkrper"/>
+      </w:pPr>
+      <w:r>
+        <w:drawing>
+          <wp:inline>
+            <wp:extent cx="5969000" cy="3686568"/>
+            <wp:effectExtent b="0" l="0" r="0" t="0"/>
+            <wp:docPr descr="" title="" id="33" name="Picture"/>
+            <a:graphic>
+              <a:graphicData uri="http://schemas.openxmlformats.org/drawingml/2006/picture">
+                <pic:pic>
+                  <pic:nvPicPr>
+                    <pic:cNvPr descr="figures/unnamed-chunk-2-1.png" id="34" name="Picture"/>
+                    <pic:cNvPicPr>
+                      <a:picLocks noChangeArrowheads="1" noChangeAspect="1"/>
+                    </pic:cNvPicPr>
+                  </pic:nvPicPr>
+                  <pic:blipFill>
+                    <a:blip r:embed="rId32"/>
+                    <a:stretch>
+                      <a:fillRect/>
+                    </a:stretch>
+                  </pic:blipFill>
+                  <pic:spPr bwMode="auto">
+                    <a:xfrm>
+                      <a:off x="0" y="0"/>
+                      <a:ext cx="5969000" cy="3686568"/>
+                    </a:xfrm>
+                    <a:prstGeom prst="rect">
+                      <a:avLst/>
+                    </a:prstGeom>
+                    <a:noFill/>
+                    <a:ln w="9525">
+                      <a:noFill/>
+                      <a:headEnd/>
+                      <a:tailEnd/>
+                    </a:ln>
+                  </pic:spPr>
+                </pic:pic>
+              </a:graphicData>
+            </a:graphic>
+          </wp:inline>
+        </w:drawing>
+      </w:r>
+    </w:p>
+    <w:bookmarkEnd w:id="35"/>
     <w:sectPr>
-      <w:headerReference r:id="rId9" w:type="even"/>
-      <w:headerReference r:id="rId11" w:type="default"/>
+      <w:headerReference r:id="rId8" w:type="even"/>
+      <w:headerReference r:id="rId9" w:type="default"/>
       <w:headerReference r:id="rId10" w:type="first"/>
       <w:pgSz w:h="15840" w:w="12240"/>
       <w:pgMar w:bottom="1134" w:footer="720" w:gutter="0" w:header="720" w:left="1417" w:right="1417" w:top="1417"/>

--- a/Numerical_results_report.docx
+++ b/Numerical_results_report.docx
@@ -108,7 +108,7 @@
         <w:t xml:space="preserve">MC1</w:t>
       </w:r>
       <w:r>
-        <w:t xml:space="preserve">) was confirmed for both measures, with a significantly higher NODF and lower Temperature than under the null model (NODF: Z = 19.07, p = .002; Temperature: Z = -14.62, p = .002). This confirmed that participants who succeeded on hard questions (rarely answered correctly) also tended to succeed on easier ones (more commonly answered correctly). A secondary manipulation check (</w:t>
+        <w:t xml:space="preserve">) was confirmed for both measures, with a significantly higher NODF and lower Temperature than under the null model (NODF: Z = 20.29, p = .002; Temperature: Z = -12.67, p = .002). This confirmed that participants who succeeded on hard questions (rarely answered correctly) also tended to succeed on easier ones (more commonly answered correctly). A secondary manipulation check (</w:t>
       </w:r>
       <w:r>
         <w:rPr>
@@ -129,7 +129,7 @@
         <w:t xml:space="preserve"> </w:t>
       </w:r>
       <w:r>
-        <w:t xml:space="preserve">= 3.45, t(12) = 8.95, p = &lt; .001).</w:t>
+        <w:t xml:space="preserve">= 0.24, t(13) = 13, p = &lt; .001).</w:t>
       </w:r>
     </w:p>
     <w:p>
@@ -171,7 +171,7 @@
         <w:t xml:space="preserve"> </w:t>
       </w:r>
       <w:r>
-        <w:t xml:space="preserve">= 0.92, p = &lt; .001). Perceived difficulty and true difficulty were highly correlated (r = 0.92 Pearson’s product-moment correlation t(16273) = 297.22, p = &lt; .001), as visible in Figure</w:t>
+        <w:t xml:space="preserve">= 0.92, p = &lt; .001). Perceived difficulty and true difficulty were highly correlated (r = 0.92 Pearson’s product-moment correlation t(16273) = 299.62, p = &lt; .001), as visible in Figure</w:t>
       </w:r>
       <w:r>
         <w:t xml:space="preserve"> </w:t>
@@ -315,7 +315,7 @@
         <w:t xml:space="preserve"> </w:t>
       </w:r>
       <w:r>
-        <w:t xml:space="preserve">= 0.85, t(404) = 31.84, , p &lt; .001 Adjusted</w:t>
+        <w:t xml:space="preserve">= 0.86, t(418) = 34.72, , p &lt; .001 Adjusted</w:t>
       </w:r>
       <w:r>
         <w:t xml:space="preserve"> </w:t>
@@ -338,7 +338,7 @@
         <w:t xml:space="preserve"> </w:t>
       </w:r>
       <w:r>
-        <w:t xml:space="preserve">= 0.71, F(1,404) = 1,014.07, p &lt; .001). The high correlation (r = 0.85) between average estimated conditional probability and true conditional probability is visualized in Figure</w:t>
+        <w:t xml:space="preserve">= 0.74, F(1,418) = 1,205.28, p &lt; .001). The high correlation (r = 0.86) between average estimated conditional probability and true conditional probability is visualized in Figure</w:t>
       </w:r>
       <w:r>
         <w:t xml:space="preserve"> </w:t>
@@ -386,7 +386,7 @@
         <w:t xml:space="preserve"> </w:t>
       </w:r>
       <w:r>
-        <w:t xml:space="preserve">= 0.93, p &lt; .001, t(4,852.19) = 170.85).</w:t>
+        <w:t xml:space="preserve">= 0.93, p &lt; .001, t(303) = 44.51).</w:t>
       </w:r>
     </w:p>
     <w:p>
@@ -405,7 +405,7 @@
         <w:t xml:space="preserve"> </w:t>
       </w:r>
       <w:r>
-        <w:t xml:space="preserve">= 0.60, p &lt; .001, t(390) = 14.91, Adjusted</w:t>
+        <w:t xml:space="preserve">= 0.85, p &lt; .001, t(448) = 34.03, Adjusted</w:t>
       </w:r>
       <w:r>
         <w:t xml:space="preserve"> </w:t>
@@ -428,7 +428,7 @@
         <w:t xml:space="preserve"> </w:t>
       </w:r>
       <w:r>
-        <w:t xml:space="preserve">= 0.36, F(1,390) = 222.34, p &lt; .001). However, the worst performing participants were far less good at making these predictions than the full set of participants, with their judgments explaining only 36% of the variance in true conditional probabilities.</w:t>
+        <w:t xml:space="preserve">= 0.72, F(1,448) = 1,158.20, p &lt; .001). However, the worst performing participants were far less good at making these predictions than the full set of participants, with their judgments explaining only 36% of the variance in true conditional probabilities.</w:t>
       </w:r>
     </w:p>
     <w:bookmarkEnd w:id="23"/>
@@ -837,7 +837,7 @@
         <w:pStyle w:val="Textkrper"/>
       </w:pPr>
       <w:r>
-        <w:t xml:space="preserve">In confirmation of H3, we found that the Main Model showed a strong correlation with participants’ answers (r = 0.74 Pearson’s product-moment correlation, t(418) = 22.50, p = &lt; .001). The heuristic models were also correlated but to a lesser extent (Threshold: r = 0.62; Anchor: r = 0.60). We further fit three linear models to compare how much variance in participant behaviour is explained by each model. We found that our Main Model explains55% of the variance in participants’ behaviour (</w:t>
+        <w:t xml:space="preserve">In confirmation of H3, we found that the Main Model showed a strong correlation with participants’ answers (r = 0.94 Pearson’s product-moment correlation, t(418) = 58.29, p = &lt; .001). The heuristic models were also correlated but to a lesser extent (Threshold: r = 0.62; Anchor: r = 0.60). We further fit three linear models to compare how much variance in participant behaviour is explained by each model. We found that our Main Model explains89% of the variance in participants’ behaviour (</w:t>
       </w:r>
       <m:oMath>
         <m:r>
@@ -848,7 +848,7 @@
         <w:t xml:space="preserve"> </w:t>
       </w:r>
       <w:r>
-        <w:t xml:space="preserve">= 0.74, t(418) = 22.50, p &lt; .001, Adjusted</w:t>
+        <w:t xml:space="preserve">= 0.94, t(418) = 58.29, p &lt; .001, Adjusted</w:t>
       </w:r>
       <w:r>
         <w:t xml:space="preserve"> </w:t>
@@ -871,7 +871,7 @@
         <w:t xml:space="preserve"> </w:t>
       </w:r>
       <w:r>
-        <w:t xml:space="preserve">= 0.55, F(1,418) = 506.13, p &lt; .001) whereas the Threshold model explains 38% of the variance (</w:t>
+        <w:t xml:space="preserve">= 0.89, F(1,418) = 3,397.64, p &lt; .001) whereas the Threshold model explains 39% of the variance (</w:t>
       </w:r>
       <m:oMath>
         <m:r>
@@ -882,7 +882,7 @@
         <w:t xml:space="preserve"> </w:t>
       </w:r>
       <w:r>
-        <w:t xml:space="preserve">= 0.62, t(418) = 15.96, p &lt; .001, Adjusted</w:t>
+        <w:t xml:space="preserve">= 0.63, t(418) = 16.40, p &lt; .001, Adjusted</w:t>
       </w:r>
       <w:r>
         <w:t xml:space="preserve"> </w:t>
@@ -905,7 +905,7 @@
         <w:t xml:space="preserve"> </w:t>
       </w:r>
       <w:r>
-        <w:t xml:space="preserve">= 0.38, F(1,418) = 254.70, p &lt; .001) and the Anchor model explains 36% of the variance (</w:t>
+        <w:t xml:space="preserve">= 0.39, F(1,418) = 268.99, p &lt; .001) and the Anchor model explains 59% of the variance (</w:t>
       </w:r>
       <m:oMath>
         <m:r>
@@ -916,7 +916,7 @@
         <w:t xml:space="preserve"> </w:t>
       </w:r>
       <w:r>
-        <w:t xml:space="preserve">= 0.60, t(418) = 15.49, p &lt; .001, Adjusted</w:t>
+        <w:t xml:space="preserve">= 0.77, t(418) = 24.39, p &lt; .001, Adjusted</w:t>
       </w:r>
       <w:r>
         <w:t xml:space="preserve"> </w:t>
@@ -939,7 +939,7 @@
         <w:t xml:space="preserve"> </w:t>
       </w:r>
       <w:r>
-        <w:t xml:space="preserve">= 0.36, F(1,418) = 239.92, p &lt; .001). Figure</w:t>
+        <w:t xml:space="preserve">= 0.59, F(1,418) = 594.76, p &lt; .001). Figure</w:t>
       </w:r>
       <w:r>
         <w:t xml:space="preserve"> </w:t>
@@ -1168,7 +1168,7 @@
         <w:t xml:space="preserve"> </w:t>
       </w:r>
       <w:r>
-        <w:t xml:space="preserve">= 18,217.74), confirming</w:t>
+        <w:t xml:space="preserve">= 18,259.96), confirming</w:t>
       </w:r>
       <w:r>
         <w:t xml:space="preserve"> </w:t>
@@ -1200,7 +1200,7 @@
         <w:t xml:space="preserve"> </w:t>
       </w:r>
       <w:r>
-        <w:t xml:space="preserve">respectively. The difference between the BIC of the Main Model and that of the next best heuristic model (Anchor Model) was 2,154.02, which indicates very strong evidence in favor of our Main Model according to the standard interpretation criteria (Raftery, 1995).</w:t>
+        <w:t xml:space="preserve">respectively. The difference between the BIC of the Main Model and that of the next best heuristic model (Anchor Model) was 2,196.24, which indicates very strong evidence in favor of our Main Model according to the standard interpretation criteria (Raftery, 1995).</w:t>
       </w:r>
     </w:p>
     <w:p>
@@ -2825,7 +2825,7 @@
                 <w:szCs w:val="22"/>
                 <w:color w:val="000000"/>
               </w:rPr>
-              <w:t xml:space="preserve">-9099</w:t>
+              <w:t xml:space="preserve">-9120</w:t>
             </w:r>
           </w:p>
         </w:tc>
@@ -2878,7 +2878,7 @@
                 <w:szCs w:val="22"/>
                 <w:color w:val="000000"/>
               </w:rPr>
-              <w:t xml:space="preserve">18218</w:t>
+              <w:t xml:space="preserve">18260</w:t>
             </w:r>
           </w:p>
         </w:tc>
@@ -3090,7 +3090,7 @@
                 <w:szCs w:val="22"/>
                 <w:color w:val="000000"/>
               </w:rPr>
-              <w:t xml:space="preserve">0.42</w:t>
+              <w:t xml:space="preserve">0.33</w:t>
             </w:r>
           </w:p>
         </w:tc>
@@ -4638,7 +4638,7 @@
       </w:tr>
     </w:tbl>
     <w:bookmarkEnd w:id="28"/>
-    <w:bookmarkStart w:id="35" w:name="exploratory-analysis"/>
+    <w:bookmarkStart w:id="32" w:name="exploratory-analysis"/>
     <w:p>
       <w:pPr>
         <w:pStyle w:val="berschrift2"/>
@@ -4685,7 +4685,7 @@
         <w:t xml:space="preserve"> </w:t>
       </w:r>
       <w:r>
-        <w:t xml:space="preserve">= 0.84, t(194) = 20.57, p &lt; .001. Failure:</w:t>
+        <w:t xml:space="preserve">= 0.84, t(208) = 22.79, p &lt; .001. Failure:</w:t>
       </w:r>
       <w:r>
         <w:t xml:space="preserve"> </w:t>
@@ -4699,7 +4699,7 @@
         <w:t xml:space="preserve"> </w:t>
       </w:r>
       <w:r>
-        <w:t xml:space="preserve">= 0.83, t(208) = 21.28, p &lt; .001.)</w:t>
+        <w:t xml:space="preserve">= 0.83, t(208) = 21.26, p &lt; .001.)</w:t>
       </w:r>
     </w:p>
     <w:p>
@@ -4907,54 +4907,7 @@
         <w:t xml:space="preserve">= 80.86 ± 19.80; t(216) = -10.84, p &lt; .001, paired t-test). The Bayesian model was the best model for 72% of participants whereas the Heuristic 1 accounted for 6% and the Heuristic 2 accounted for 21%.</w:t>
       </w:r>
     </w:p>
-    <w:p>
-      <w:pPr>
-        <w:pStyle w:val="Textkrper"/>
-      </w:pPr>
-      <w:r>
-        <w:drawing>
-          <wp:inline>
-            <wp:extent cx="5969000" cy="3686568"/>
-            <wp:effectExtent b="0" l="0" r="0" t="0"/>
-            <wp:docPr descr="" title="" id="33" name="Picture"/>
-            <a:graphic>
-              <a:graphicData uri="http://schemas.openxmlformats.org/drawingml/2006/picture">
-                <pic:pic>
-                  <pic:nvPicPr>
-                    <pic:cNvPr descr="figures/unnamed-chunk-2-1.png" id="34" name="Picture"/>
-                    <pic:cNvPicPr>
-                      <a:picLocks noChangeArrowheads="1" noChangeAspect="1"/>
-                    </pic:cNvPicPr>
-                  </pic:nvPicPr>
-                  <pic:blipFill>
-                    <a:blip r:embed="rId32"/>
-                    <a:stretch>
-                      <a:fillRect/>
-                    </a:stretch>
-                  </pic:blipFill>
-                  <pic:spPr bwMode="auto">
-                    <a:xfrm>
-                      <a:off x="0" y="0"/>
-                      <a:ext cx="5969000" cy="3686568"/>
-                    </a:xfrm>
-                    <a:prstGeom prst="rect">
-                      <a:avLst/>
-                    </a:prstGeom>
-                    <a:noFill/>
-                    <a:ln w="9525">
-                      <a:noFill/>
-                      <a:headEnd/>
-                      <a:tailEnd/>
-                    </a:ln>
-                  </pic:spPr>
-                </pic:pic>
-              </a:graphicData>
-            </a:graphic>
-          </wp:inline>
-        </w:drawing>
-      </w:r>
-    </w:p>
-    <w:bookmarkEnd w:id="35"/>
+    <w:bookmarkEnd w:id="32"/>
     <w:sectPr>
       <w:headerReference r:id="rId8" w:type="even"/>
       <w:headerReference r:id="rId9" w:type="default"/>
